--- a/docs/demo/AUDIT_REPORT.docx
+++ b/docs/demo/AUDIT_REPORT.docx
@@ -246,7 +246,7 @@
                 <w:i w:val="0"/>
                 <w:sz w:val="18"/>
               </w:rPr>
-              <w:t xml:space="preserve"> · 88.0 s · 1920x1080 · 30 fps · silent</w:t>
+              <w:t xml:space="preserve"> · 90.4 s · 1920x1080 · 30 fps · silent</w:t>
             </w:r>
           </w:p>
         </w:tc>
@@ -288,7 +288,7 @@
                 <w:i w:val="0"/>
                 <w:sz w:val="18"/>
               </w:rPr>
-              <w:t>2026-10-14 14:15</w:t>
+              <w:t>2026-10-14 18:43</w:t>
             </w:r>
           </w:p>
         </w:tc>
@@ -328,7 +328,7 @@
                 <w:i w:val="0"/>
                 <w:sz w:val="18"/>
               </w:rPr>
-              <w:t>57 pass · 0 fail · 2 manual (of 59 figures)</w:t>
+              <w:t>56 pass · 0 fail · 3 manual (of 59 figures)</w:t>
             </w:r>
           </w:p>
         </w:tc>
@@ -1873,7 +1873,7 @@
                 <w:i w:val="0"/>
                 <w:sz w:val="14"/>
               </w:rPr>
-              <w:t>only 8.1% convert to the new drug / all 20,000 HCPs: 8.1%</w:t>
+              <w:t>only 8.1% convert to the new drug / all 20,000: 8.1%</w:t>
             </w:r>
           </w:p>
         </w:tc>
@@ -2193,7 +2193,7 @@
                 <w:i w:val="0"/>
                 <w:sz w:val="14"/>
               </w:rPr>
-              <w:t>EVERY FOLD, 5 TIMES / Stratified 5-fold</w:t>
+              <w:t>5 TEST ROUNDS / 5 test rounds / the model is tested 5 times</w:t>
             </w:r>
           </w:p>
         </w:tc>
@@ -2513,7 +2513,7 @@
                 <w:i w:val="0"/>
                 <w:sz w:val="14"/>
               </w:rPr>
-              <w:t>held-out AUC fell to 0.589</w:t>
+              <w:t>Leaky first version: 0.589</w:t>
             </w:r>
           </w:p>
         </w:tc>
@@ -2813,7 +2813,7 @@
                 <w:i w:val="0"/>
                 <w:sz w:val="11"/>
               </w:rPr>
-              <w:t>F-14</w:t>
+              <w:t>F-15</w:t>
             </w:r>
           </w:p>
         </w:tc>
@@ -2833,7 +2833,7 @@
                 <w:i w:val="0"/>
                 <w:sz w:val="14"/>
               </w:rPr>
-              <w:t>and a test pins it</w:t>
+              <w:t>PRACTICE RATE 2 / 5</w:t>
             </w:r>
           </w:p>
         </w:tc>
@@ -2874,7 +2874,7 @@
                 <w:i w:val="0"/>
                 <w:sz w:val="11"/>
               </w:rPr>
-              <w:t>tests/test_leakage.py</w:t>
+              <w:t>schematic</w:t>
             </w:r>
           </w:p>
         </w:tc>
@@ -2894,7 +2894,7 @@
                 <w:i w:val="0"/>
                 <w:sz w:val="14"/>
               </w:rPr>
-              <w:t>own-label flip test</w:t>
+              <w:t>-</w:t>
             </w:r>
           </w:p>
         </w:tc>
@@ -2934,7 +2934,7 @@
                 <w:i w:val="0"/>
                 <w:sz w:val="14"/>
               </w:rPr>
-              <w:t>direct</w:t>
+              <w:t>illustrative</w:t>
             </w:r>
           </w:p>
         </w:tc>
@@ -2954,7 +2954,7 @@
                 <w:i w:val="0"/>
                 <w:sz w:val="14"/>
               </w:rPr>
-              <w:t>✓ verified</w:t>
+              <w:t>manual: Illustrative drawing of features.py label_graph_features; not real HCPs.</w:t>
             </w:r>
           </w:p>
         </w:tc>
@@ -2976,7 +2976,7 @@
                 <w:i w:val="0"/>
                 <w:sz w:val="11"/>
               </w:rPr>
-              <w:t>F-15</w:t>
+              <w:t>F-16</w:t>
             </w:r>
           </w:p>
         </w:tc>
@@ -2995,7 +2995,7 @@
                 <w:i w:val="0"/>
                 <w:sz w:val="14"/>
               </w:rPr>
-              <w:t>PRACTICE RATE 2 / 5</w:t>
+              <w:t>generate(), profile_features(), louvain_communities(), structural_features(), label_graph_features(), node2vec, GraphSAGE, make_folds(), run_arm(), captured_at_budget(), summarise(), bootstrap_delta(), cli.py shuffled control</w:t>
             </w:r>
           </w:p>
         </w:tc>
@@ -3014,7 +3014,7 @@
                 <w:i w:val="0"/>
                 <w:sz w:val="14"/>
               </w:rPr>
-              <w:t>04</w:t>
+              <w:t>05</w:t>
             </w:r>
           </w:p>
         </w:tc>
@@ -3034,7 +3034,7 @@
                 <w:i w:val="0"/>
                 <w:sz w:val="11"/>
               </w:rPr>
-              <w:t>schematic</w:t>
+              <w:t>src/hcp_targeting/</w:t>
             </w:r>
           </w:p>
         </w:tc>
@@ -3053,13 +3053,32 @@
                 <w:i w:val="0"/>
                 <w:sz w:val="14"/>
               </w:rPr>
+              <w:t>def names</w:t>
+            </w:r>
+          </w:p>
+        </w:tc>
+        <w:tc>
+          <w:tcPr>
+            <w:tcW w:type="dxa" w:w="1644"/>
+          </w:tcPr>
+          <w:p>
+            <w:pPr>
+              <w:spacing w:after="0"/>
+            </w:pPr>
+            <w:r/>
+            <w:r>
+              <w:rPr>
+                <w:b w:val="0"/>
+                <w:i w:val="0"/>
+                <w:sz w:val="14"/>
+              </w:rPr>
               <w:t>-</w:t>
             </w:r>
           </w:p>
         </w:tc>
         <w:tc>
           <w:tcPr>
-            <w:tcW w:type="dxa" w:w="1644"/>
+            <w:tcW w:type="dxa" w:w="850"/>
           </w:tcPr>
           <w:p>
             <w:pPr>
@@ -3072,13 +3091,13 @@
                 <w:i w:val="0"/>
                 <w:sz w:val="14"/>
               </w:rPr>
-              <w:t>-</w:t>
-            </w:r>
-          </w:p>
-        </w:tc>
-        <w:tc>
-          <w:tcPr>
-            <w:tcW w:type="dxa" w:w="850"/>
+              <w:t>direct</w:t>
+            </w:r>
+          </w:p>
+        </w:tc>
+        <w:tc>
+          <w:tcPr>
+            <w:tcW w:type="dxa" w:w="1361"/>
           </w:tcPr>
           <w:p>
             <w:pPr>
@@ -3091,26 +3110,7 @@
                 <w:i w:val="0"/>
                 <w:sz w:val="14"/>
               </w:rPr>
-              <w:t>illustrative</w:t>
-            </w:r>
-          </w:p>
-        </w:tc>
-        <w:tc>
-          <w:tcPr>
-            <w:tcW w:type="dxa" w:w="1361"/>
-          </w:tcPr>
-          <w:p>
-            <w:pPr>
-              <w:spacing w:after="0"/>
-            </w:pPr>
-            <w:r/>
-            <w:r>
-              <w:rPr>
-                <w:b w:val="0"/>
-                <w:i w:val="0"/>
-                <w:sz w:val="14"/>
-              </w:rPr>
-              <w:t>manual: Illustrative drawing of features.py label_graph_features; not real HCPs.</w:t>
+              <w:t>✓ verified</w:t>
             </w:r>
           </w:p>
         </w:tc>
@@ -3133,7 +3133,7 @@
                 <w:i w:val="0"/>
                 <w:sz w:val="11"/>
               </w:rPr>
-              <w:t>F-16</w:t>
+              <w:t>F-17</w:t>
             </w:r>
           </w:p>
         </w:tc>
@@ -3153,7 +3153,7 @@
                 <w:i w:val="0"/>
                 <w:sz w:val="14"/>
               </w:rPr>
-              <w:t>generate(), profile_features(), louvain_communities(), structural_features(), label_graph_features(), node2vec, GraphSAGE, make_folds(), run_arm(), captured_at_budget(), summarise(), bootstrap_delta(), cli.py shuffled control</w:t>
+              <w:t>35 regions · 408 groups</w:t>
             </w:r>
           </w:p>
         </w:tc>
@@ -3194,7 +3194,7 @@
                 <w:i w:val="0"/>
                 <w:sz w:val="11"/>
               </w:rPr>
-              <w:t>src/hcp_targeting/</w:t>
+              <w:t>outputs/summary.json</w:t>
             </w:r>
           </w:p>
         </w:tc>
@@ -3214,7 +3214,7 @@
                 <w:i w:val="0"/>
                 <w:sz w:val="14"/>
               </w:rPr>
-              <w:t>def names</w:t>
+              <w:t>communities_per_level</w:t>
             </w:r>
           </w:p>
         </w:tc>
@@ -3296,7 +3296,7 @@
                 <w:i w:val="0"/>
                 <w:sz w:val="11"/>
               </w:rPr>
-              <w:t>F-17</w:t>
+              <w:t>F-19</w:t>
             </w:r>
           </w:p>
         </w:tc>
@@ -3315,7 +3315,7 @@
                 <w:i w:val="0"/>
                 <w:sz w:val="14"/>
               </w:rPr>
-              <w:t>35 regions · 408 communities</w:t>
+              <w:t>400 trees · depth 4</w:t>
             </w:r>
           </w:p>
         </w:tc>
@@ -3354,7 +3354,7 @@
                 <w:i w:val="0"/>
                 <w:sz w:val="11"/>
               </w:rPr>
-              <w:t>outputs/summary.json</w:t>
+              <w:t>src/hcp_targeting/evaluate.py:88-90</w:t>
             </w:r>
           </w:p>
         </w:tc>
@@ -3373,7 +3373,7 @@
                 <w:i w:val="0"/>
                 <w:sz w:val="14"/>
               </w:rPr>
-              <w:t>communities_per_level</w:t>
+              <w:t>n_estimators, max_depth</w:t>
             </w:r>
           </w:p>
         </w:tc>
@@ -3453,7 +3453,7 @@
                 <w:i w:val="0"/>
                 <w:sz w:val="11"/>
               </w:rPr>
-              <w:t>F-18</w:t>
+              <w:t>F-20</w:t>
             </w:r>
           </w:p>
         </w:tc>
@@ -3473,7 +3473,7 @@
                 <w:i w:val="0"/>
                 <w:sz w:val="14"/>
               </w:rPr>
-              <w:t>betweenness k=256</w:t>
+              <w:t>nine model variants · 7 feature sets + 2 controls · 45 fits</w:t>
             </w:r>
           </w:p>
         </w:tc>
@@ -3514,7 +3514,7 @@
                 <w:i w:val="0"/>
                 <w:sz w:val="11"/>
               </w:rPr>
-              <w:t>src/hcp_targeting/cli.py:198</w:t>
+              <w:t>src/hcp_targeting/evaluate.py (ARMS); cli.py:98 (ARMS[2], ARMS[5]); outputs/ablation.csv</w:t>
             </w:r>
           </w:p>
         </w:tc>
@@ -3534,7 +3534,7 @@
                 <w:i w:val="0"/>
                 <w:sz w:val="14"/>
               </w:rPr>
-              <w:t>--betweenness-k default</w:t>
+              <w:t>7 Arm(...) + 2 control rows</w:t>
             </w:r>
           </w:p>
         </w:tc>
@@ -3554,7 +3554,7 @@
                 <w:i w:val="0"/>
                 <w:sz w:val="14"/>
               </w:rPr>
-              <w:t>-</w:t>
+              <w:t>(7 + 2) x 5 folds = 45</w:t>
             </w:r>
           </w:p>
         </w:tc>
@@ -3574,7 +3574,7 @@
                 <w:i w:val="0"/>
                 <w:sz w:val="14"/>
               </w:rPr>
-              <w:t>direct</w:t>
+              <w:t>derived</w:t>
             </w:r>
           </w:p>
         </w:tc>
@@ -3616,7 +3616,7 @@
                 <w:i w:val="0"/>
                 <w:sz w:val="11"/>
               </w:rPr>
-              <w:t>F-19</w:t>
+              <w:t>F-21</w:t>
             </w:r>
           </w:p>
         </w:tc>
@@ -3635,7 +3635,7 @@
                 <w:i w:val="0"/>
                 <w:sz w:val="14"/>
               </w:rPr>
-              <w:t>400 trees · depth 4</w:t>
+              <w:t>32-d walks · 2 × SAGEConv</w:t>
             </w:r>
           </w:p>
         </w:tc>
@@ -3674,7 +3674,7 @@
                 <w:i w:val="0"/>
                 <w:sz w:val="11"/>
               </w:rPr>
-              <w:t>src/hcp_targeting/evaluate.py:88-90</w:t>
+              <w:t>src/hcp_targeting/cli.py:197; embeddings.py:131-133</w:t>
             </w:r>
           </w:p>
         </w:tc>
@@ -3693,7 +3693,7 @@
                 <w:i w:val="0"/>
                 <w:sz w:val="14"/>
               </w:rPr>
-              <w:t>n_estimators, max_depth</w:t>
+              <w:t>--dim 32; conv1, conv2 = SAGEConv</w:t>
             </w:r>
           </w:p>
         </w:tc>
@@ -3773,7 +3773,7 @@
                 <w:i w:val="0"/>
                 <w:sz w:val="11"/>
               </w:rPr>
-              <w:t>F-20</w:t>
+              <w:t>F-22</w:t>
             </w:r>
           </w:p>
         </w:tc>
@@ -3793,7 +3793,7 @@
                 <w:i w:val="0"/>
                 <w:sz w:val="14"/>
               </w:rPr>
-              <w:t>nine model arms · 7 arms + 2 controls · 45 fits</w:t>
+              <w:t>1,000 or 4,000 calls</w:t>
             </w:r>
           </w:p>
         </w:tc>
@@ -3834,7 +3834,7 @@
                 <w:i w:val="0"/>
                 <w:sz w:val="11"/>
               </w:rPr>
-              <w:t>src/hcp_targeting/evaluate.py (ARMS); cli.py:98 (ARMS[2], ARMS[5]); outputs/ablation.csv</w:t>
+              <w:t>outputs/summary.json</w:t>
             </w:r>
           </w:p>
         </w:tc>
@@ -3854,7 +3854,7 @@
                 <w:i w:val="0"/>
                 <w:sz w:val="14"/>
               </w:rPr>
-              <w:t>7 Arm(...) + 2 control rows</w:t>
+              <w:t>budgets</w:t>
             </w:r>
           </w:p>
         </w:tc>
@@ -3874,7 +3874,7 @@
                 <w:i w:val="0"/>
                 <w:sz w:val="14"/>
               </w:rPr>
-              <w:t>(7 + 2) x 5 folds = 45</w:t>
+              <w:t>-</w:t>
             </w:r>
           </w:p>
         </w:tc>
@@ -3894,7 +3894,7 @@
                 <w:i w:val="0"/>
                 <w:sz w:val="14"/>
               </w:rPr>
-              <w:t>derived</w:t>
+              <w:t>direct</w:t>
             </w:r>
           </w:p>
         </w:tc>
@@ -3936,7 +3936,7 @@
                 <w:i w:val="0"/>
                 <w:sz w:val="11"/>
               </w:rPr>
-              <w:t>F-21</w:t>
+              <w:t>F-23</w:t>
             </w:r>
           </w:p>
         </w:tc>
@@ -3955,7 +3955,7 @@
                 <w:i w:val="0"/>
                 <w:sz w:val="14"/>
               </w:rPr>
-              <w:t>32-d walks · 2 × SAGEConv</w:t>
+              <w:t>200 resamples · 95% range / 95% ranges from 200 resamples</w:t>
             </w:r>
           </w:p>
         </w:tc>
@@ -3974,7 +3974,7 @@
                 <w:i w:val="0"/>
                 <w:sz w:val="14"/>
               </w:rPr>
-              <w:t>05</w:t>
+              <w:t>05, 08</w:t>
             </w:r>
           </w:p>
         </w:tc>
@@ -3994,7 +3994,7 @@
                 <w:i w:val="0"/>
                 <w:sz w:val="11"/>
               </w:rPr>
-              <w:t>src/hcp_targeting/cli.py:197; embeddings.py:131-133</w:t>
+              <w:t>src/hcp_targeting/cli.py:201; evaluate.py:52</w:t>
             </w:r>
           </w:p>
         </w:tc>
@@ -4013,7 +4013,7 @@
                 <w:i w:val="0"/>
                 <w:sz w:val="14"/>
               </w:rPr>
-              <w:t>--dim 32; conv1, conv2 = SAGEConv</w:t>
+              <w:t>--n-boot default 200; percentiles 2.5/97.5</w:t>
             </w:r>
           </w:p>
         </w:tc>
@@ -4093,7 +4093,7 @@
                 <w:i w:val="0"/>
                 <w:sz w:val="11"/>
               </w:rPr>
-              <w:t>F-22</w:t>
+              <w:t>F-24</w:t>
             </w:r>
           </w:p>
         </w:tc>
@@ -4113,7 +4113,7 @@
                 <w:i w:val="0"/>
                 <w:sz w:val="14"/>
               </w:rPr>
-              <w:t>k = 1,000 · 4,000</w:t>
+              <w:t>full run ≈ 403 s · 10-core laptop</w:t>
             </w:r>
           </w:p>
         </w:tc>
@@ -4154,7 +4154,7 @@
                 <w:i w:val="0"/>
                 <w:sz w:val="11"/>
               </w:rPr>
-              <w:t>outputs/summary.json</w:t>
+              <w:t>README line 178</w:t>
             </w:r>
           </w:p>
         </w:tc>
@@ -4174,7 +4174,7 @@
                 <w:i w:val="0"/>
                 <w:sz w:val="14"/>
               </w:rPr>
-              <w:t>budgets</w:t>
+              <w:t>README text</w:t>
             </w:r>
           </w:p>
         </w:tc>
@@ -4256,7 +4256,7 @@
                 <w:i w:val="0"/>
                 <w:sz w:val="11"/>
               </w:rPr>
-              <w:t>F-23</w:t>
+              <w:t>F-25</w:t>
             </w:r>
           </w:p>
         </w:tc>
@@ -4275,7 +4275,7 @@
                 <w:i w:val="0"/>
                 <w:sz w:val="14"/>
               </w:rPr>
-              <w:t>200 resamples · 95% CI</w:t>
+              <w:t>one command runs it all on a CPU / RUNS ON A LAPTOP CPU</w:t>
             </w:r>
           </w:p>
         </w:tc>
@@ -4294,7 +4294,7 @@
                 <w:i w:val="0"/>
                 <w:sz w:val="14"/>
               </w:rPr>
-              <w:t>05, 08</w:t>
+              <w:t>05, 10</w:t>
             </w:r>
           </w:p>
         </w:tc>
@@ -4314,7 +4314,7 @@
                 <w:i w:val="0"/>
                 <w:sz w:val="11"/>
               </w:rPr>
-              <w:t>src/hcp_targeting/cli.py:201; evaluate.py:52</w:t>
+              <w:t>README 'Running it'</w:t>
             </w:r>
           </w:p>
         </w:tc>
@@ -4333,7 +4333,7 @@
                 <w:i w:val="0"/>
                 <w:sz w:val="14"/>
               </w:rPr>
-              <w:t>--n-boot default 200; percentiles 2.5/97.5</w:t>
+              <w:t>README text</w:t>
             </w:r>
           </w:p>
         </w:tc>
@@ -4413,7 +4413,7 @@
                 <w:i w:val="0"/>
                 <w:sz w:val="11"/>
               </w:rPr>
-              <w:t>F-24</w:t>
+              <w:t>F-26</w:t>
             </w:r>
           </w:p>
         </w:tc>
@@ -4433,7 +4433,7 @@
                 <w:i w:val="0"/>
                 <w:sz w:val="14"/>
               </w:rPr>
-              <w:t>full run ≈ 403 s · 10-core laptop</w:t>
+              <w:t>fallback: today's decile list</w:t>
             </w:r>
           </w:p>
         </w:tc>
@@ -4474,7 +4474,7 @@
                 <w:i w:val="0"/>
                 <w:sz w:val="11"/>
               </w:rPr>
-              <w:t>README line 178</w:t>
+              <w:t>src/hcp_targeting/cli.py:83-84</w:t>
             </w:r>
           </w:p>
         </w:tc>
@@ -4494,7 +4494,7 @@
                 <w:i w:val="0"/>
                 <w:sz w:val="14"/>
               </w:rPr>
-              <w:t>README text</w:t>
+              <w:t>rule = decile * 1e6 + annual_class_rx</w:t>
             </w:r>
           </w:p>
         </w:tc>
@@ -4576,7 +4576,7 @@
                 <w:i w:val="0"/>
                 <w:sz w:val="11"/>
               </w:rPr>
-              <w:t>F-25</w:t>
+              <w:t>F-27</w:t>
             </w:r>
           </w:p>
         </w:tc>
@@ -4595,7 +4595,7 @@
                 <w:i w:val="0"/>
                 <w:sz w:val="14"/>
               </w:rPr>
-              <w:t>CPU only, no GPU or API key / RUNS ON A LAPTOP CPU</w:t>
+              <w:t>practice + peers · no own label · train labels only</w:t>
             </w:r>
           </w:p>
         </w:tc>
@@ -4614,7 +4614,7 @@
                 <w:i w:val="0"/>
                 <w:sz w:val="14"/>
               </w:rPr>
-              <w:t>05, 10</w:t>
+              <w:t>05</w:t>
             </w:r>
           </w:p>
         </w:tc>
@@ -4634,7 +4634,7 @@
                 <w:i w:val="0"/>
                 <w:sz w:val="11"/>
               </w:rPr>
-              <w:t>README 'Running it'</w:t>
+              <w:t>src/hcp_targeting/features.py:153-184; tests/test_leakage.py</w:t>
             </w:r>
           </w:p>
         </w:tc>
@@ -4653,7 +4653,7 @@
                 <w:i w:val="0"/>
                 <w:sz w:val="14"/>
               </w:rPr>
-              <w:t>README text</w:t>
+              <w:t>inner_folds = 5</w:t>
             </w:r>
           </w:p>
         </w:tc>
@@ -4733,7 +4733,7 @@
                 <w:i w:val="0"/>
                 <w:sz w:val="11"/>
               </w:rPr>
-              <w:t>F-26</w:t>
+              <w:t>F-28</w:t>
             </w:r>
           </w:p>
         </w:tc>
@@ -4753,7 +4753,7 @@
                 <w:i w:val="0"/>
                 <w:sz w:val="14"/>
               </w:rPr>
-              <w:t>fallback: decile, then annual Rx (today's list)</w:t>
+              <w:t>generate() · seed 7</w:t>
             </w:r>
           </w:p>
         </w:tc>
@@ -4794,7 +4794,7 @@
                 <w:i w:val="0"/>
                 <w:sz w:val="11"/>
               </w:rPr>
-              <w:t>src/hcp_targeting/cli.py:83-84</w:t>
+              <w:t>outputs/summary.json</w:t>
             </w:r>
           </w:p>
         </w:tc>
@@ -4814,7 +4814,7 @@
                 <w:i w:val="0"/>
                 <w:sz w:val="14"/>
               </w:rPr>
-              <w:t>rule = decile * 1e6 + annual_class_rx</w:t>
+              <w:t>seed</w:t>
             </w:r>
           </w:p>
         </w:tc>
@@ -4896,7 +4896,7 @@
                 <w:i w:val="0"/>
                 <w:sz w:val="11"/>
               </w:rPr>
-              <w:t>F-27</w:t>
+              <w:t>F-29</w:t>
             </w:r>
           </w:p>
         </w:tc>
@@ -4915,7 +4915,7 @@
                 <w:i w:val="0"/>
                 <w:sz w:val="14"/>
               </w:rPr>
-              <w:t>practice + peers · no own label · train labels only</w:t>
+              <w:t>590 of 1,834 doctors in one region · 1,304 ties</w:t>
             </w:r>
           </w:p>
         </w:tc>
@@ -4934,7 +4934,7 @@
                 <w:i w:val="0"/>
                 <w:sz w:val="14"/>
               </w:rPr>
-              <w:t>05</w:t>
+              <w:t>06</w:t>
             </w:r>
           </w:p>
         </w:tc>
@@ -4954,7 +4954,7 @@
                 <w:i w:val="0"/>
                 <w:sz w:val="11"/>
               </w:rPr>
-              <w:t>src/hcp_targeting/features.py:153-184; tests/test_leakage.py</w:t>
+              <w:t>demo assets/call_plan.json (network_sample), exported by tools/export_call_plan.py from Louvain on data/edges.csv</w:t>
             </w:r>
           </w:p>
         </w:tc>
@@ -4973,7 +4973,7 @@
                 <w:i w:val="0"/>
                 <w:sz w:val="14"/>
               </w:rPr>
-              <w:t>inner_folds = 5</w:t>
+              <w:t>len(nodes), l0_size, len(edges)</w:t>
             </w:r>
           </w:p>
         </w:tc>
@@ -4992,7 +4992,7 @@
                 <w:i w:val="0"/>
                 <w:sz w:val="14"/>
               </w:rPr>
-              <w:t>-</w:t>
+              <w:t>8 largest level-1 communities of the 5th-largest level-0 block</w:t>
             </w:r>
           </w:p>
         </w:tc>
@@ -5053,7 +5053,7 @@
                 <w:i w:val="0"/>
                 <w:sz w:val="11"/>
               </w:rPr>
-              <w:t>F-28</w:t>
+              <w:t>F-30</w:t>
             </w:r>
           </w:p>
         </w:tc>
@@ -5073,7 +5073,7 @@
                 <w:i w:val="0"/>
                 <w:sz w:val="14"/>
               </w:rPr>
-              <w:t>generate() · seed 7</w:t>
+              <w:t>9 of 59 15.3% · 7 of 68 10.3% · 6 of 60 10.0% · 4 of 64 6.2% · 4 of 87 4.6% · 4 of 97 4.1% · 2 of 78 2.6% · 2 of 79 2.5%</w:t>
             </w:r>
           </w:p>
         </w:tc>
@@ -5093,7 +5093,7 @@
                 <w:i w:val="0"/>
                 <w:sz w:val="14"/>
               </w:rPr>
-              <w:t>05</w:t>
+              <w:t>06</w:t>
             </w:r>
           </w:p>
         </w:tc>
@@ -5114,7 +5114,7 @@
                 <w:i w:val="0"/>
                 <w:sz w:val="11"/>
               </w:rPr>
-              <w:t>outputs/summary.json</w:t>
+              <w:t>demo assets/call_plan.json (network_sample.communities); labels from data/hcps.csv converted</w:t>
             </w:r>
           </w:p>
         </w:tc>
@@ -5134,7 +5134,7 @@
                 <w:i w:val="0"/>
                 <w:sz w:val="14"/>
               </w:rPr>
-              <w:t>seed</w:t>
+              <w:t>converted, size, rate</w:t>
             </w:r>
           </w:p>
         </w:tc>
@@ -5154,7 +5154,7 @@
                 <w:i w:val="0"/>
                 <w:sz w:val="14"/>
               </w:rPr>
-              <w:t>-</w:t>
+              <w:t>rate = converted / size</w:t>
             </w:r>
           </w:p>
         </w:tc>
@@ -5216,7 +5216,7 @@
                 <w:i w:val="0"/>
                 <w:sz w:val="11"/>
               </w:rPr>
-              <w:t>F-29</w:t>
+              <w:t>F-31</w:t>
             </w:r>
           </w:p>
         </w:tc>
@@ -5235,7 +5235,7 @@
                 <w:i w:val="0"/>
                 <w:sz w:val="14"/>
               </w:rPr>
-              <w:t>590 of 1,834 HCPs in one regional block · 1,304 ties</w:t>
+              <w:t>● converted · ● not yet</w:t>
             </w:r>
           </w:p>
         </w:tc>
@@ -5274,7 +5274,7 @@
                 <w:i w:val="0"/>
                 <w:sz w:val="11"/>
               </w:rPr>
-              <w:t>demo assets/call_plan.json (network_sample), exported by tools/export_call_plan.py from Louvain on data/edges.csv</w:t>
+              <w:t>data/hcps.csv; demo assets/call_plan.json</w:t>
             </w:r>
           </w:p>
         </w:tc>
@@ -5293,7 +5293,7 @@
                 <w:i w:val="0"/>
                 <w:sz w:val="14"/>
               </w:rPr>
-              <w:t>len(nodes), l0_size, len(edges)</w:t>
+              <w:t>converted per hcp_id</w:t>
             </w:r>
           </w:p>
         </w:tc>
@@ -5312,7 +5312,7 @@
                 <w:i w:val="0"/>
                 <w:sz w:val="14"/>
               </w:rPr>
-              <w:t>8 largest level-1 communities of the 5th-largest level-0 block</w:t>
+              <w:t>-</w:t>
             </w:r>
           </w:p>
         </w:tc>
@@ -5373,7 +5373,7 @@
                 <w:i w:val="0"/>
                 <w:sz w:val="11"/>
               </w:rPr>
-              <w:t>F-30</w:t>
+              <w:t>F-32</w:t>
             </w:r>
           </w:p>
         </w:tc>
@@ -5393,7 +5393,7 @@
                 <w:i w:val="0"/>
                 <w:sz w:val="14"/>
               </w:rPr>
-              <w:t>9 of 59 15.3% · 7 of 68 10.3% · 6 of 60 10.0% · 4 of 64 6.2% · 4 of 87 4.6% · 4 of 97 4.1% · 2 of 78 2.6% · 2 of 79 2.5%</w:t>
+              <w:t>126 · 0.623</w:t>
             </w:r>
           </w:p>
         </w:tc>
@@ -5434,7 +5434,7 @@
                 <w:i w:val="0"/>
                 <w:sz w:val="11"/>
               </w:rPr>
-              <w:t>demo assets/call_plan.json (network_sample.communities); labels from data/hcps.csv converted</w:t>
+              <w:t>outputs/ablation.csv</w:t>
             </w:r>
           </w:p>
         </w:tc>
@@ -5454,7 +5454,7 @@
                 <w:i w:val="0"/>
                 <w:sz w:val="14"/>
               </w:rPr>
-              <w:t>converted, size, rate</w:t>
+              <w:t>arm='decile list (no model)': captured_5pct, auc</w:t>
             </w:r>
           </w:p>
         </w:tc>
@@ -5474,7 +5474,7 @@
                 <w:i w:val="0"/>
                 <w:sz w:val="14"/>
               </w:rPr>
-              <w:t>rate = converted / size</w:t>
+              <w:t>-</w:t>
             </w:r>
           </w:p>
         </w:tc>
@@ -5536,7 +5536,7 @@
                 <w:i w:val="0"/>
                 <w:sz w:val="11"/>
               </w:rPr>
-              <w:t>F-31</w:t>
+              <w:t>F-33</w:t>
             </w:r>
           </w:p>
         </w:tc>
@@ -5555,7 +5555,7 @@
                 <w:i w:val="0"/>
                 <w:sz w:val="14"/>
               </w:rPr>
-              <w:t>● converted · ● not yet</w:t>
+              <w:t>166 · 0.641</w:t>
             </w:r>
           </w:p>
         </w:tc>
@@ -5594,7 +5594,7 @@
                 <w:i w:val="0"/>
                 <w:sz w:val="11"/>
               </w:rPr>
-              <w:t>data/hcps.csv; demo assets/call_plan.json</w:t>
+              <w:t>outputs/ablation.csv</w:t>
             </w:r>
           </w:p>
         </w:tc>
@@ -5613,7 +5613,7 @@
                 <w:i w:val="0"/>
                 <w:sz w:val="14"/>
               </w:rPr>
-              <w:t>converted per hcp_id</w:t>
+              <w:t>captured_5pct, auc</w:t>
             </w:r>
           </w:p>
         </w:tc>
@@ -5693,7 +5693,7 @@
                 <w:i w:val="0"/>
                 <w:sz w:val="11"/>
               </w:rPr>
-              <w:t>F-32</w:t>
+              <w:t>F-34</w:t>
             </w:r>
           </w:p>
         </w:tc>
@@ -5713,7 +5713,7 @@
                 <w:i w:val="0"/>
                 <w:sz w:val="14"/>
               </w:rPr>
-              <w:t>126 · 0.623</w:t>
+              <w:t>188 · 0.658</w:t>
             </w:r>
           </w:p>
         </w:tc>
@@ -5774,7 +5774,7 @@
                 <w:i w:val="0"/>
                 <w:sz w:val="14"/>
               </w:rPr>
-              <w:t>arm='decile list (no model)': captured_5pct, auc</w:t>
+              <w:t>captured_5pct, auc</w:t>
             </w:r>
           </w:p>
         </w:tc>
@@ -5856,7 +5856,7 @@
                 <w:i w:val="0"/>
                 <w:sz w:val="11"/>
               </w:rPr>
-              <w:t>F-33</w:t>
+              <w:t>F-35</w:t>
             </w:r>
           </w:p>
         </w:tc>
@@ -5875,7 +5875,7 @@
                 <w:i w:val="0"/>
                 <w:sz w:val="14"/>
               </w:rPr>
-              <w:t>166 · 0.641</w:t>
+              <w:t>189 · 0.668</w:t>
             </w:r>
           </w:p>
         </w:tc>
@@ -6013,7 +6013,7 @@
                 <w:i w:val="0"/>
                 <w:sz w:val="11"/>
               </w:rPr>
-              <w:t>F-34</w:t>
+              <w:t>F-36</w:t>
             </w:r>
           </w:p>
         </w:tc>
@@ -6033,7 +6033,7 @@
                 <w:i w:val="0"/>
                 <w:sz w:val="14"/>
               </w:rPr>
-              <w:t>188 · 0.658</w:t>
+              <w:t>202 · 0.676</w:t>
             </w:r>
           </w:p>
         </w:tc>
@@ -6176,7 +6176,7 @@
                 <w:i w:val="0"/>
                 <w:sz w:val="11"/>
               </w:rPr>
-              <w:t>F-35</w:t>
+              <w:t>F-37</w:t>
             </w:r>
           </w:p>
         </w:tc>
@@ -6195,7 +6195,7 @@
                 <w:i w:val="0"/>
                 <w:sz w:val="14"/>
               </w:rPr>
-              <w:t>189 · 0.668</w:t>
+              <w:t>212 · 0.674</w:t>
             </w:r>
           </w:p>
         </w:tc>
@@ -6214,7 +6214,7 @@
                 <w:i w:val="0"/>
                 <w:sz w:val="14"/>
               </w:rPr>
-              <w:t>06</w:t>
+              <w:t>06, 08</w:t>
             </w:r>
           </w:p>
         </w:tc>
@@ -6333,7 +6333,7 @@
                 <w:i w:val="0"/>
                 <w:sz w:val="11"/>
               </w:rPr>
-              <w:t>F-36</w:t>
+              <w:t>F-38</w:t>
             </w:r>
           </w:p>
         </w:tc>
@@ -6353,7 +6353,7 @@
                 <w:i w:val="0"/>
                 <w:sz w:val="14"/>
               </w:rPr>
-              <w:t>202 · 0.676</w:t>
+              <w:t>146 · 0.633</w:t>
             </w:r>
           </w:p>
         </w:tc>
@@ -6373,7 +6373,7 @@
                 <w:i w:val="0"/>
                 <w:sz w:val="14"/>
               </w:rPr>
-              <w:t>06</w:t>
+              <w:t>06, 08</w:t>
             </w:r>
           </w:p>
         </w:tc>
@@ -6414,7 +6414,7 @@
                 <w:i w:val="0"/>
                 <w:sz w:val="14"/>
               </w:rPr>
-              <w:t>captured_5pct, auc</w:t>
+              <w:t>arm='control, HCPs shuffled across the graph: + community and neighbour conversion rates'</w:t>
             </w:r>
           </w:p>
         </w:tc>
@@ -6496,7 +6496,7 @@
                 <w:i w:val="0"/>
                 <w:sz w:val="11"/>
               </w:rPr>
-              <w:t>F-37</w:t>
+              <w:t>F-39</w:t>
             </w:r>
           </w:p>
         </w:tc>
@@ -6515,7 +6515,7 @@
                 <w:i w:val="0"/>
                 <w:sz w:val="14"/>
               </w:rPr>
-              <w:t>212 · 0.674</w:t>
+              <w:t>322 · 0.761</w:t>
             </w:r>
           </w:p>
         </w:tc>
@@ -6573,7 +6573,7 @@
                 <w:i w:val="0"/>
                 <w:sz w:val="14"/>
               </w:rPr>
-              <w:t>captured_5pct, auc</w:t>
+              <w:t>arm='ceiling: true propensity (answer key)'</w:t>
             </w:r>
           </w:p>
         </w:tc>
@@ -6653,7 +6653,7 @@
                 <w:i w:val="0"/>
                 <w:sz w:val="11"/>
               </w:rPr>
-              <w:t>F-38</w:t>
+              <w:t>F-40</w:t>
             </w:r>
           </w:p>
         </w:tc>
@@ -6673,7 +6673,7 @@
                 <w:i w:val="0"/>
                 <w:sz w:val="14"/>
               </w:rPr>
-              <w:t>146 · 0.633</w:t>
+              <w:t>#1 Dr 16728 … #6 Dr 04338</w:t>
             </w:r>
           </w:p>
         </w:tc>
@@ -6693,7 +6693,7 @@
                 <w:i w:val="0"/>
                 <w:sz w:val="14"/>
               </w:rPr>
-              <w:t>06, 08</w:t>
+              <w:t>07</w:t>
             </w:r>
           </w:p>
         </w:tc>
@@ -6714,7 +6714,7 @@
                 <w:i w:val="0"/>
                 <w:sz w:val="11"/>
               </w:rPr>
-              <w:t>outputs/ablation.csv</w:t>
+              <w:t>demo assets/call_plan.json, injected into compositions/value.html</w:t>
             </w:r>
           </w:p>
         </w:tc>
@@ -6734,7 +6734,7 @@
                 <w:i w:val="0"/>
                 <w:sz w:val="14"/>
               </w:rPr>
-              <w:t>arm='control, HCPs shuffled across the graph: + community and neighbour conversion rates'</w:t>
+              <w:t>plan ranks 1-6</w:t>
             </w:r>
           </w:p>
         </w:tc>
@@ -6754,7 +6754,7 @@
                 <w:i w:val="0"/>
                 <w:sz w:val="14"/>
               </w:rPr>
-              <w:t>-</w:t>
+              <w:t>score = out-of-fold p(convert); practice rate = fold-built community_conv_rate_l1 as the HCP saw it when held out; PEERS SWITCHED = nbr_converted</w:t>
             </w:r>
           </w:p>
         </w:tc>
@@ -6816,7 +6816,7 @@
                 <w:i w:val="0"/>
                 <w:sz w:val="11"/>
               </w:rPr>
-              <w:t>F-39</w:t>
+              <w:t>F-41</w:t>
             </w:r>
           </w:p>
         </w:tc>
@@ -6835,7 +6835,7 @@
                 <w:i w:val="0"/>
                 <w:sz w:val="14"/>
               </w:rPr>
-              <w:t>322 · 0.761</w:t>
+              <w:t>+ 994 more</w:t>
             </w:r>
           </w:p>
         </w:tc>
@@ -6854,7 +6854,7 @@
                 <w:i w:val="0"/>
                 <w:sz w:val="14"/>
               </w:rPr>
-              <w:t>06, 08</w:t>
+              <w:t>07</w:t>
             </w:r>
           </w:p>
         </w:tc>
@@ -6874,7 +6874,7 @@
                 <w:i w:val="0"/>
                 <w:sz w:val="11"/>
               </w:rPr>
-              <w:t>outputs/ablation.csv</w:t>
+              <w:t>demo assets/call_plan.json</w:t>
             </w:r>
           </w:p>
         </w:tc>
@@ -6893,7 +6893,7 @@
                 <w:i w:val="0"/>
                 <w:sz w:val="14"/>
               </w:rPr>
-              <w:t>arm='ceiling: true propensity (answer key)'</w:t>
+              <w:t>calls - 6 rows</w:t>
             </w:r>
           </w:p>
         </w:tc>
@@ -6912,7 +6912,7 @@
                 <w:i w:val="0"/>
                 <w:sz w:val="14"/>
               </w:rPr>
-              <w:t>-</w:t>
+              <w:t>1,000 - 6 = 994</w:t>
             </w:r>
           </w:p>
         </w:tc>
@@ -6931,7 +6931,7 @@
                 <w:i w:val="0"/>
                 <w:sz w:val="14"/>
               </w:rPr>
-              <w:t>direct</w:t>
+              <w:t>derived</w:t>
             </w:r>
           </w:p>
         </w:tc>
@@ -6973,7 +6973,7 @@
                 <w:i w:val="0"/>
                 <w:sz w:val="11"/>
               </w:rPr>
-              <w:t>F-40</w:t>
+              <w:t>F-42</w:t>
             </w:r>
           </w:p>
         </w:tc>
@@ -6993,7 +6993,7 @@
                 <w:i w:val="0"/>
                 <w:sz w:val="14"/>
               </w:rPr>
-              <w:t>#1 HCP 16728 … #6 HCP 04338</w:t>
+              <w:t>848 of the 1,000 are not in the decile list's top 1,000</w:t>
             </w:r>
           </w:p>
         </w:tc>
@@ -7034,7 +7034,7 @@
                 <w:i w:val="0"/>
                 <w:sz w:val="11"/>
               </w:rPr>
-              <w:t>demo assets/call_plan.json, injected into compositions/value.html</w:t>
+              <w:t>demo assets/call_plan.json</w:t>
             </w:r>
           </w:p>
         </w:tc>
@@ -7054,7 +7054,7 @@
                 <w:i w:val="0"/>
                 <w:sz w:val="14"/>
               </w:rPr>
-              <w:t>plan ranks 1-6</w:t>
+              <w:t>plan[].decile_rank &gt; 1,000</w:t>
             </w:r>
           </w:p>
         </w:tc>
@@ -7074,7 +7074,7 @@
                 <w:i w:val="0"/>
                 <w:sz w:val="14"/>
               </w:rPr>
-              <w:t>score = out-of-fold p(convert); practice rate = fold-built community_conv_rate_l1 as the HCP saw it when held out; PEERS ✓ = nbr_converted</w:t>
+              <w:t>count</w:t>
             </w:r>
           </w:p>
         </w:tc>
@@ -7094,7 +7094,7 @@
                 <w:i w:val="0"/>
                 <w:sz w:val="14"/>
               </w:rPr>
-              <w:t>direct</w:t>
+              <w:t>derived</w:t>
             </w:r>
           </w:p>
         </w:tc>
@@ -7136,7 +7136,7 @@
                 <w:i w:val="0"/>
                 <w:sz w:val="11"/>
               </w:rPr>
-              <w:t>F-41</w:t>
+              <w:t>F-43</w:t>
             </w:r>
           </w:p>
         </w:tc>
@@ -7155,7 +7155,7 @@
                 <w:i w:val="0"/>
                 <w:sz w:val="14"/>
               </w:rPr>
-              <w:t>+ 994 more on this plan</w:t>
+              <w:t>1,000 calls · 189 converters reached · decile list: 126</w:t>
             </w:r>
           </w:p>
         </w:tc>
@@ -7194,7 +7194,7 @@
                 <w:i w:val="0"/>
                 <w:sz w:val="11"/>
               </w:rPr>
-              <w:t>demo assets/call_plan.json</w:t>
+              <w:t>demo assets/call_plan.json; outputs/ablation.csv</w:t>
             </w:r>
           </w:p>
         </w:tc>
@@ -7213,7 +7213,7 @@
                 <w:i w:val="0"/>
                 <w:sz w:val="14"/>
               </w:rPr>
-              <w:t>calls - 6 rows</w:t>
+              <w:t>captured, captured_decile_list (equal to ablation.csv captured_5pct)</w:t>
             </w:r>
           </w:p>
         </w:tc>
@@ -7232,7 +7232,7 @@
                 <w:i w:val="0"/>
                 <w:sz w:val="14"/>
               </w:rPr>
-              <w:t>1,000 - 6 = 994</w:t>
+              <w:t>-</w:t>
             </w:r>
           </w:p>
         </w:tc>
@@ -7251,7 +7251,7 @@
                 <w:i w:val="0"/>
                 <w:sz w:val="14"/>
               </w:rPr>
-              <w:t>derived</w:t>
+              <w:t>direct</w:t>
             </w:r>
           </w:p>
         </w:tc>
@@ -7293,7 +7293,7 @@
                 <w:i w:val="0"/>
                 <w:sz w:val="11"/>
               </w:rPr>
-              <w:t>F-42</w:t>
+              <w:t>F-44</w:t>
             </w:r>
           </w:p>
         </w:tc>
@@ -7313,7 +7313,7 @@
                 <w:i w:val="0"/>
                 <w:sz w:val="14"/>
               </w:rPr>
-              <w:t>848 of the 1,000 are not in the decile list's top 1,000</w:t>
+              <w:t>29 of 100 doctors here on the plan · called: 29 · switched: 6</w:t>
             </w:r>
           </w:p>
         </w:tc>
@@ -7354,7 +7354,7 @@
                 <w:i w:val="0"/>
                 <w:sz w:val="11"/>
               </w:rPr>
-              <w:t>demo assets/call_plan.json</w:t>
+              <w:t>demo assets/call_plan.json (scene)</w:t>
             </w:r>
           </w:p>
         </w:tc>
@@ -7374,7 +7374,7 @@
                 <w:i w:val="0"/>
                 <w:sz w:val="14"/>
               </w:rPr>
-              <w:t>plan[].decile_rank &gt; 1,000</w:t>
+              <w:t>size, planned, planned_converted</w:t>
             </w:r>
           </w:p>
         </w:tc>
@@ -7394,7 +7394,7 @@
                 <w:i w:val="0"/>
                 <w:sz w:val="14"/>
               </w:rPr>
-              <w:t>count</w:t>
+              <w:t>-</w:t>
             </w:r>
           </w:p>
         </w:tc>
@@ -7414,7 +7414,7 @@
                 <w:i w:val="0"/>
                 <w:sz w:val="14"/>
               </w:rPr>
-              <w:t>derived</w:t>
+              <w:t>direct</w:t>
             </w:r>
           </w:p>
         </w:tc>
@@ -7456,7 +7456,7 @@
                 <w:i w:val="0"/>
                 <w:sz w:val="11"/>
               </w:rPr>
-              <w:t>F-43</w:t>
+              <w:t>F-45</w:t>
             </w:r>
           </w:p>
         </w:tc>
@@ -7475,7 +7475,7 @@
                 <w:i w:val="0"/>
                 <w:sz w:val="14"/>
               </w:rPr>
-              <w:t>1,000 calls · 189 converters reached · decile list: 126</w:t>
+              <w:t>TOP 1,000 OF 20,000 DOCTORS</w:t>
             </w:r>
           </w:p>
         </w:tc>
@@ -7514,7 +7514,7 @@
                 <w:i w:val="0"/>
                 <w:sz w:val="11"/>
               </w:rPr>
-              <w:t>demo assets/call_plan.json; outputs/ablation.csv</w:t>
+              <w:t>demo assets/call_plan.json</w:t>
             </w:r>
           </w:p>
         </w:tc>
@@ -7533,7 +7533,7 @@
                 <w:i w:val="0"/>
                 <w:sz w:val="14"/>
               </w:rPr>
-              <w:t>captured, captured_decile_list (equal to ablation.csv captured_5pct)</w:t>
+              <w:t>calls, n_hcps</w:t>
             </w:r>
           </w:p>
         </w:tc>
@@ -7613,7 +7613,7 @@
                 <w:i w:val="0"/>
                 <w:sz w:val="11"/>
               </w:rPr>
-              <w:t>F-44</w:t>
+              <w:t>F-46</w:t>
             </w:r>
           </w:p>
         </w:tc>
@@ -7633,7 +7633,7 @@
                 <w:i w:val="0"/>
                 <w:sz w:val="14"/>
               </w:rPr>
-              <w:t>29 of 100 HCPs here are planned · called: 29 · switched: 6</w:t>
+              <w:t>+50% · decile list 126 → 189</w:t>
             </w:r>
           </w:p>
         </w:tc>
@@ -7653,7 +7653,7 @@
                 <w:i w:val="0"/>
                 <w:sz w:val="14"/>
               </w:rPr>
-              <w:t>07</w:t>
+              <w:t>08</w:t>
             </w:r>
           </w:p>
         </w:tc>
@@ -7674,7 +7674,7 @@
                 <w:i w:val="0"/>
                 <w:sz w:val="11"/>
               </w:rPr>
-              <w:t>demo assets/call_plan.json (scene)</w:t>
+              <w:t>outputs/ablation.csv</w:t>
             </w:r>
           </w:p>
         </w:tc>
@@ -7694,7 +7694,7 @@
                 <w:i w:val="0"/>
                 <w:sz w:val="14"/>
               </w:rPr>
-              <w:t>size, planned, planned_converted</w:t>
+              <w:t>captured_5pct: graph features 189, decile list 126</w:t>
             </w:r>
           </w:p>
         </w:tc>
@@ -7714,7 +7714,7 @@
                 <w:i w:val="0"/>
                 <w:sz w:val="14"/>
               </w:rPr>
-              <w:t>-</w:t>
+              <w:t>189 / 126 - 1 = +50.0%</w:t>
             </w:r>
           </w:p>
         </w:tc>
@@ -7734,7 +7734,7 @@
                 <w:i w:val="0"/>
                 <w:sz w:val="14"/>
               </w:rPr>
-              <w:t>direct</w:t>
+              <w:t>derived</w:t>
             </w:r>
           </w:p>
         </w:tc>
@@ -7776,7 +7776,7 @@
                 <w:i w:val="0"/>
                 <w:sz w:val="11"/>
               </w:rPr>
-              <w:t>F-45</w:t>
+              <w:t>F-47</w:t>
             </w:r>
           </w:p>
         </w:tc>
@@ -7795,7 +7795,7 @@
                 <w:i w:val="0"/>
                 <w:sz w:val="14"/>
               </w:rPr>
-              <w:t>TOP 1,000 OF 20,000 HCPS</w:t>
+              <w:t>0.641 → 0.668 · range +0.018 to +0.037</w:t>
             </w:r>
           </w:p>
         </w:tc>
@@ -7814,7 +7814,7 @@
                 <w:i w:val="0"/>
                 <w:sz w:val="14"/>
               </w:rPr>
-              <w:t>07</w:t>
+              <w:t>08</w:t>
             </w:r>
           </w:p>
         </w:tc>
@@ -7834,7 +7834,7 @@
                 <w:i w:val="0"/>
                 <w:sz w:val="11"/>
               </w:rPr>
-              <w:t>demo assets/call_plan.json</w:t>
+              <w:t>outputs/deltas.csv</w:t>
             </w:r>
           </w:p>
         </w:tc>
@@ -7853,7 +7853,7 @@
                 <w:i w:val="0"/>
                 <w:sz w:val="14"/>
               </w:rPr>
-              <w:t>calls, n_hcps</w:t>
+              <w:t>arm='+ community and neighbour conversion rates', vs='profile + decile', metric=auc</w:t>
             </w:r>
           </w:p>
         </w:tc>
@@ -7933,7 +7933,7 @@
                 <w:i w:val="0"/>
                 <w:sz w:val="11"/>
               </w:rPr>
-              <w:t>F-46</w:t>
+              <w:t>F-48</w:t>
             </w:r>
           </w:p>
         </w:tc>
@@ -7953,7 +7953,7 @@
                 <w:i w:val="0"/>
                 <w:sz w:val="14"/>
               </w:rPr>
-              <w:t>+50% · decile list 126 → 189</w:t>
+              <w:t>0.633 · below no-network 0.641</w:t>
             </w:r>
           </w:p>
         </w:tc>
@@ -8014,7 +8014,7 @@
                 <w:i w:val="0"/>
                 <w:sz w:val="14"/>
               </w:rPr>
-              <w:t>captured_5pct: graph features 189, decile list 126</w:t>
+              <w:t>both control rows auc; profile + decile auc</w:t>
             </w:r>
           </w:p>
         </w:tc>
@@ -8034,7 +8034,7 @@
                 <w:i w:val="0"/>
                 <w:sz w:val="14"/>
               </w:rPr>
-              <w:t>189 / 126 - 1 = +50.0%</w:t>
+              <w:t>-</w:t>
             </w:r>
           </w:p>
         </w:tc>
@@ -8054,7 +8054,7 @@
                 <w:i w:val="0"/>
                 <w:sz w:val="14"/>
               </w:rPr>
-              <w:t>derived</w:t>
+              <w:t>direct</w:t>
             </w:r>
           </w:p>
         </w:tc>
@@ -8096,7 +8096,7 @@
                 <w:i w:val="0"/>
                 <w:sz w:val="11"/>
               </w:rPr>
-              <w:t>F-47</w:t>
+              <w:t>F-49</w:t>
             </w:r>
           </w:p>
         </w:tc>
@@ -8115,7 +8115,7 @@
                 <w:i w:val="0"/>
                 <w:sz w:val="14"/>
               </w:rPr>
-              <w:t>0.641 → 0.668 · +0.027 [+0.018, +0.037]</w:t>
+              <w:t>44% · 126 → 212, max 322</w:t>
             </w:r>
           </w:p>
         </w:tc>
@@ -8154,7 +8154,7 @@
                 <w:i w:val="0"/>
                 <w:sz w:val="11"/>
               </w:rPr>
-              <w:t>outputs/deltas.csv</w:t>
+              <w:t>outputs/ablation.csv</w:t>
             </w:r>
           </w:p>
         </w:tc>
@@ -8173,7 +8173,7 @@
                 <w:i w:val="0"/>
                 <w:sz w:val="14"/>
               </w:rPr>
-              <w:t>arm='+ community and neighbour conversion rates', vs='profile + decile', metric=auc</w:t>
+              <w:t>captured_5pct: decile 126, best (n2v + SAGE) 212, ceiling 322</w:t>
             </w:r>
           </w:p>
         </w:tc>
@@ -8192,7 +8192,7 @@
                 <w:i w:val="0"/>
                 <w:sz w:val="14"/>
               </w:rPr>
-              <w:t>-</w:t>
+              <w:t>(212 - 126) / (322 - 126) = 43.9%</w:t>
             </w:r>
           </w:p>
         </w:tc>
@@ -8211,7 +8211,7 @@
                 <w:i w:val="0"/>
                 <w:sz w:val="14"/>
               </w:rPr>
-              <w:t>direct</w:t>
+              <w:t>derived</w:t>
             </w:r>
           </w:p>
         </w:tc>
@@ -8253,7 +8253,7 @@
                 <w:i w:val="0"/>
                 <w:sz w:val="11"/>
               </w:rPr>
-              <w:t>F-48</w:t>
+              <w:t>F-50</w:t>
             </w:r>
           </w:p>
         </w:tc>
@@ -8273,7 +8273,7 @@
                 <w:i w:val="0"/>
                 <w:sz w:val="14"/>
               </w:rPr>
-              <w:t>0.633 · below profile-only 0.641</w:t>
+              <w:t>+0.025 to +0.039 AUC</w:t>
             </w:r>
           </w:p>
         </w:tc>
@@ -8314,7 +8314,7 @@
                 <w:i w:val="0"/>
                 <w:sz w:val="11"/>
               </w:rPr>
-              <w:t>outputs/ablation.csv</w:t>
+              <w:t>outputs/seed_sweep.csv</w:t>
             </w:r>
           </w:p>
         </w:tc>
@@ -8334,7 +8334,7 @@
                 <w:i w:val="0"/>
                 <w:sz w:val="14"/>
               </w:rPr>
-              <w:t>both control rows auc; profile + decile auc</w:t>
+              <w:t>auc: 'graph features' minus 'profile' per seed (7, 11, 23)</w:t>
             </w:r>
           </w:p>
         </w:tc>
@@ -8354,7 +8354,7 @@
                 <w:i w:val="0"/>
                 <w:sz w:val="14"/>
               </w:rPr>
-              <w:t>-</w:t>
+              <w:t>min/max of 0.0269, 0.0247, 0.0388</w:t>
             </w:r>
           </w:p>
         </w:tc>
@@ -8374,7 +8374,7 @@
                 <w:i w:val="0"/>
                 <w:sz w:val="14"/>
               </w:rPr>
-              <w:t>direct</w:t>
+              <w:t>derived</w:t>
             </w:r>
           </w:p>
         </w:tc>
@@ -8416,7 +8416,7 @@
                 <w:i w:val="0"/>
                 <w:sz w:val="11"/>
               </w:rPr>
-              <w:t>F-49</w:t>
+              <w:t>F-51</w:t>
             </w:r>
           </w:p>
         </w:tc>
@@ -8435,7 +8435,7 @@
                 <w:i w:val="0"/>
                 <w:sz w:val="14"/>
               </w:rPr>
-              <w:t>44% · 126 → 212 of 322</w:t>
+              <w:t>Graph features vs no network +0.027 (line +0.018 to +0.037) LIFT</w:t>
             </w:r>
           </w:p>
         </w:tc>
@@ -8454,7 +8454,7 @@
                 <w:i w:val="0"/>
                 <w:sz w:val="14"/>
               </w:rPr>
-              <w:t>08</w:t>
+              <w:t>09</w:t>
             </w:r>
           </w:p>
         </w:tc>
@@ -8474,7 +8474,7 @@
                 <w:i w:val="0"/>
                 <w:sz w:val="11"/>
               </w:rPr>
-              <w:t>outputs/ablation.csv</w:t>
+              <w:t>outputs/deltas.csv</w:t>
             </w:r>
           </w:p>
         </w:tc>
@@ -8493,7 +8493,7 @@
                 <w:i w:val="0"/>
                 <w:sz w:val="14"/>
               </w:rPr>
-              <w:t>captured_5pct: decile 126, best (n2v + SAGE) 212, ceiling 322</w:t>
+              <w:t>arm='+ community and neighbour conversion rates', vs='profile + decile', auc</w:t>
             </w:r>
           </w:p>
         </w:tc>
@@ -8512,7 +8512,7 @@
                 <w:i w:val="0"/>
                 <w:sz w:val="14"/>
               </w:rPr>
-              <w:t>(212 - 126) / (322 - 126) = 43.9%</w:t>
+              <w:t>-</w:t>
             </w:r>
           </w:p>
         </w:tc>
@@ -8531,7 +8531,7 @@
                 <w:i w:val="0"/>
                 <w:sz w:val="14"/>
               </w:rPr>
-              <w:t>derived</w:t>
+              <w:t>direct</w:t>
             </w:r>
           </w:p>
         </w:tc>
@@ -8573,7 +8573,7 @@
                 <w:i w:val="0"/>
                 <w:sz w:val="11"/>
               </w:rPr>
-              <w:t>F-50</w:t>
+              <w:t>F-52</w:t>
             </w:r>
           </w:p>
         </w:tc>
@@ -8593,7 +8593,7 @@
                 <w:i w:val="0"/>
                 <w:sz w:val="14"/>
               </w:rPr>
-              <w:t>+0.025 to +0.039 AUC</w:t>
+              <w:t>+0.008 (range touches zero)</w:t>
             </w:r>
           </w:p>
         </w:tc>
@@ -8613,7 +8613,7 @@
                 <w:i w:val="0"/>
                 <w:sz w:val="14"/>
               </w:rPr>
-              <w:t>08</w:t>
+              <w:t>09</w:t>
             </w:r>
           </w:p>
         </w:tc>
@@ -8634,7 +8634,7 @@
                 <w:i w:val="0"/>
                 <w:sz w:val="11"/>
               </w:rPr>
-              <w:t>outputs/seed_sweep.csv</w:t>
+              <w:t>outputs/deltas.csv</w:t>
             </w:r>
           </w:p>
         </w:tc>
@@ -8654,7 +8654,7 @@
                 <w:i w:val="0"/>
                 <w:sz w:val="14"/>
               </w:rPr>
-              <w:t>auc: 'graph features' minus 'profile' per seed (7, 11, 23)</w:t>
+              <w:t>arm='graph features + node2vec', vs='graph features', auc</w:t>
             </w:r>
           </w:p>
         </w:tc>
@@ -8674,7 +8674,7 @@
                 <w:i w:val="0"/>
                 <w:sz w:val="14"/>
               </w:rPr>
-              <w:t>min/max of 0.0269, 0.0247, 0.0388</w:t>
+              <w:t>-</w:t>
             </w:r>
           </w:p>
         </w:tc>
@@ -8694,7 +8694,7 @@
                 <w:i w:val="0"/>
                 <w:sz w:val="14"/>
               </w:rPr>
-              <w:t>derived</w:t>
+              <w:t>direct</w:t>
             </w:r>
           </w:p>
         </w:tc>
@@ -8736,7 +8736,7 @@
                 <w:i w:val="0"/>
                 <w:sz w:val="11"/>
               </w:rPr>
-              <w:t>F-51</w:t>
+              <w:t>F-53</w:t>
             </w:r>
           </w:p>
         </w:tc>
@@ -8755,7 +8755,7 @@
                 <w:i w:val="0"/>
                 <w:sz w:val="14"/>
               </w:rPr>
-              <w:t>+0.027</w:t>
+              <w:t>-0.002</w:t>
             </w:r>
           </w:p>
         </w:tc>
@@ -8813,7 +8813,7 @@
                 <w:i w:val="0"/>
                 <w:sz w:val="14"/>
               </w:rPr>
-              <w:t>arm='+ community and neighbour conversion rates', vs='profile + decile', auc</w:t>
+              <w:t>arm='graph features + GraphSAGE', vs='graph features', auc</w:t>
             </w:r>
           </w:p>
         </w:tc>
@@ -8893,7 +8893,7 @@
                 <w:i w:val="0"/>
                 <w:sz w:val="11"/>
               </w:rPr>
-              <w:t>F-52</w:t>
+              <w:t>F-56</w:t>
             </w:r>
           </w:p>
         </w:tc>
@@ -8913,7 +8913,7 @@
                 <w:i w:val="0"/>
                 <w:sz w:val="14"/>
               </w:rPr>
-              <w:t>+0.008</w:t>
+              <w:t>40% TRAP · 23% · 21%</w:t>
             </w:r>
           </w:p>
         </w:tc>
@@ -8954,7 +8954,7 @@
                 <w:i w:val="0"/>
                 <w:sz w:val="11"/>
               </w:rPr>
-              <w:t>outputs/deltas.csv</w:t>
+              <w:t>outputs/summary.json</w:t>
             </w:r>
           </w:p>
         </w:tc>
@@ -8974,7 +8974,7 @@
                 <w:i w:val="0"/>
                 <w:sz w:val="14"/>
               </w:rPr>
-              <w:t>arm='graph features + node2vec', vs='graph features', auc</w:t>
+              <w:t>gain_share_by_block_full_model: node2vec 0.3975, structure 0.1259 + label_graph 0.1049, graphsage 0.2091</w:t>
             </w:r>
           </w:p>
         </w:tc>
@@ -8994,7 +8994,7 @@
                 <w:i w:val="0"/>
                 <w:sz w:val="14"/>
               </w:rPr>
-              <w:t>-</w:t>
+              <w:t>graph features = 0.1259 + 0.1049 = 0.2309</w:t>
             </w:r>
           </w:p>
         </w:tc>
@@ -9014,7 +9014,7 @@
                 <w:i w:val="0"/>
                 <w:sz w:val="14"/>
               </w:rPr>
-              <w:t>direct</w:t>
+              <w:t>derived</w:t>
             </w:r>
           </w:p>
         </w:tc>
@@ -9056,7 +9056,7 @@
                 <w:i w:val="0"/>
                 <w:sz w:val="11"/>
               </w:rPr>
-              <w:t>F-53</w:t>
+              <w:t>F-60</w:t>
             </w:r>
           </w:p>
         </w:tc>
@@ -9075,7 +9075,7 @@
                 <w:i w:val="0"/>
                 <w:sz w:val="14"/>
               </w:rPr>
-              <w:t>-0.002</w:t>
+              <w:t>AUC 0.641 → 0.668, 189 vs 166 converters per 1,000 calls</w:t>
             </w:r>
           </w:p>
         </w:tc>
@@ -9114,7 +9114,7 @@
                 <w:i w:val="0"/>
                 <w:sz w:val="11"/>
               </w:rPr>
-              <w:t>outputs/deltas.csv</w:t>
+              <w:t>outputs/ablation.csv</w:t>
             </w:r>
           </w:p>
         </w:tc>
@@ -9133,7 +9133,7 @@
                 <w:i w:val="0"/>
                 <w:sz w:val="14"/>
               </w:rPr>
-              <w:t>arm='graph features + GraphSAGE', vs='graph features', auc</w:t>
+              <w:t>auc and captured_5pct: profile + decile (XGBoost), + community and neighbour conversion rates</w:t>
             </w:r>
           </w:p>
         </w:tc>
@@ -9213,7 +9213,7 @@
                 <w:i w:val="0"/>
                 <w:sz w:val="11"/>
               </w:rPr>
-              <w:t>F-54</w:t>
+              <w:t>F-61</w:t>
             </w:r>
           </w:p>
         </w:tc>
@@ -9233,7 +9233,7 @@
                 <w:i w:val="0"/>
                 <w:sz w:val="14"/>
               </w:rPr>
-              <w:t>+0.005</w:t>
+              <w:t>THE FIX, IN THE REPO · Score each block by the AUC it adds</w:t>
             </w:r>
           </w:p>
         </w:tc>
@@ -9274,7 +9274,7 @@
                 <w:i w:val="0"/>
                 <w:sz w:val="11"/>
               </w:rPr>
-              <w:t>outputs/deltas.csv</w:t>
+              <w:t>src/hcp_targeting/cli.py:123-150 (deltas loop, bootstrap_delta); src/hcp_targeting/evaluate.py (bootstrap_delta)</w:t>
             </w:r>
           </w:p>
         </w:tc>
@@ -9294,7 +9294,7 @@
                 <w:i w:val="0"/>
                 <w:sz w:val="14"/>
               </w:rPr>
-              <w:t>arm='graph features + node2vec + GraphSAGE', vs='graph features', auc</w:t>
+              <w:t>ref_name in ('profile + decile', 'graph features'); deltas.csv written</w:t>
             </w:r>
           </w:p>
         </w:tc>
@@ -9376,7 +9376,7 @@
                 <w:i w:val="0"/>
                 <w:sz w:val="11"/>
               </w:rPr>
-              <w:t>F-55</w:t>
+              <w:t>F-62</w:t>
             </w:r>
           </w:p>
         </w:tc>
@@ -9395,7 +9395,7 @@
                 <w:i w:val="0"/>
                 <w:sz w:val="14"/>
               </w:rPr>
-              <w:t>-0.010</w:t>
+              <w:t>NEXT supervised GraphSAGE</w:t>
             </w:r>
           </w:p>
         </w:tc>
@@ -9434,7 +9434,7 @@
                 <w:i w:val="0"/>
                 <w:sz w:val="11"/>
               </w:rPr>
-              <w:t>outputs/deltas.csv</w:t>
+              <w:t>README 'Insights and learning'; README 'Design decisions' (leaves a fold-safe supervised GraphSAGE untested)</w:t>
             </w:r>
           </w:p>
         </w:tc>
@@ -9453,7 +9453,7 @@
                 <w:i w:val="0"/>
                 <w:sz w:val="14"/>
               </w:rPr>
-              <w:t>arm='profile + embeddings only (no hand-built graph features)', vs='graph features', auc</w:t>
+              <w:t>README text</w:t>
             </w:r>
           </w:p>
         </w:tc>
@@ -9533,7 +9533,7 @@
                 <w:i w:val="0"/>
                 <w:sz w:val="11"/>
               </w:rPr>
-              <w:t>F-56</w:t>
+              <w:t>F-63</w:t>
             </w:r>
           </w:p>
         </w:tc>
@@ -9553,7 +9553,7 @@
                 <w:i w:val="0"/>
                 <w:sz w:val="14"/>
               </w:rPr>
-              <w:t>61% · node2vec 40% · SAGE 21%</w:t>
+              <w:t>AUC = how well a score ranks converters (switchers) above the rest; higher is better; 0.5 = a coin flip</w:t>
             </w:r>
           </w:p>
         </w:tc>
@@ -9573,7 +9573,7 @@
                 <w:i w:val="0"/>
                 <w:sz w:val="14"/>
               </w:rPr>
-              <w:t>09</w:t>
+              <w:t>04, 06, 08, 09</w:t>
             </w:r>
           </w:p>
         </w:tc>
@@ -9594,7 +9594,7 @@
                 <w:i w:val="0"/>
                 <w:sz w:val="11"/>
               </w:rPr>
-              <w:t>outputs/summary.json</w:t>
+              <w:t>standard definition of ROC AUC</w:t>
             </w:r>
           </w:p>
         </w:tc>
@@ -9614,7 +9614,7 @@
                 <w:i w:val="0"/>
                 <w:sz w:val="14"/>
               </w:rPr>
-              <w:t>gain_share_by_block_full_model: node2vec 0.3975, graphsage 0.2091</w:t>
+              <w:t>-</w:t>
             </w:r>
           </w:p>
         </w:tc>
@@ -9634,7 +9634,7 @@
                 <w:i w:val="0"/>
                 <w:sz w:val="14"/>
               </w:rPr>
-              <w:t>0.3975 + 0.2091 = 0.6067</w:t>
+              <w:t>-</w:t>
             </w:r>
           </w:p>
         </w:tc>
@@ -9654,7 +9654,7 @@
                 <w:i w:val="0"/>
                 <w:sz w:val="14"/>
               </w:rPr>
-              <w:t>derived</w:t>
+              <w:t>general knowledge</w:t>
             </w:r>
           </w:p>
         </w:tc>
@@ -9674,7 +9674,7 @@
                 <w:i w:val="0"/>
                 <w:sz w:val="14"/>
               </w:rPr>
-              <w:t>✓ verified</w:t>
+              <w:t>manual: Plain-English definition of a standard metric; not a repo output.</w:t>
             </w:r>
           </w:p>
         </w:tc>
@@ -10035,7 +10035,7 @@
                 <w:i w:val="0"/>
                 <w:sz w:val="14"/>
               </w:rPr>
-              <w:t>$ make run   # 20,000 HCPs, 9 arms, 5 folds</w:t>
+              <w:t>$ make run   # 20,000 doctors, 9 model variants, 5 test rounds</w:t>
             </w:r>
           </w:p>
         </w:tc>
@@ -10166,7 +10166,7 @@
         <w:pStyle w:val="Heading2"/>
       </w:pPr>
       <w:r>
-        <w:t>2. Automated check run (2026-10-14 14:15)</w:t>
+        <w:t>2. Automated check run (2026-10-14 18:43)</w:t>
       </w:r>
     </w:p>
     <w:tbl>
@@ -11367,7 +11367,7 @@
                 <w:i w:val="0"/>
                 <w:sz w:val="12"/>
               </w:rPr>
-              <w:t>F-14</w:t>
+              <w:t>F-15</w:t>
             </w:r>
           </w:p>
         </w:tc>
@@ -11388,7 +11388,7 @@
                 <w:i w:val="0"/>
                 <w:sz w:val="12"/>
               </w:rPr>
-              <w:t>true</w:t>
+              <w:t>PRACTICE RATE 2 / 5</w:t>
             </w:r>
           </w:p>
         </w:tc>
@@ -11409,7 +11409,7 @@
                 <w:i w:val="0"/>
                 <w:sz w:val="12"/>
               </w:rPr>
-              <w:t>true</w:t>
+              <w:t>-</w:t>
             </w:r>
           </w:p>
         </w:tc>
@@ -11429,7 +11429,7 @@
                 <w:i w:val="0"/>
                 <w:sz w:val="15"/>
               </w:rPr>
-              <w:t>✓ pass</w:t>
+              <w:t>manual</w:t>
             </w:r>
           </w:p>
         </w:tc>
@@ -11451,7 +11451,7 @@
                 <w:i w:val="0"/>
                 <w:sz w:val="12"/>
               </w:rPr>
-              <w:t>F-15</w:t>
+              <w:t>F-16</w:t>
             </w:r>
           </w:p>
         </w:tc>
@@ -11471,7 +11471,7 @@
                 <w:i w:val="0"/>
                 <w:sz w:val="12"/>
               </w:rPr>
-              <w:t>PRACTICE RATE 2 / 5</w:t>
+              <w:t>true</w:t>
             </w:r>
           </w:p>
         </w:tc>
@@ -11491,7 +11491,7 @@
                 <w:i w:val="0"/>
                 <w:sz w:val="12"/>
               </w:rPr>
-              <w:t>-</w:t>
+              <w:t>true</w:t>
             </w:r>
           </w:p>
         </w:tc>
@@ -11510,7 +11510,7 @@
                 <w:i w:val="0"/>
                 <w:sz w:val="15"/>
               </w:rPr>
-              <w:t>manual</w:t>
+              <w:t>✓ pass</w:t>
             </w:r>
           </w:p>
         </w:tc>
@@ -11533,7 +11533,7 @@
                 <w:i w:val="0"/>
                 <w:sz w:val="12"/>
               </w:rPr>
-              <w:t>F-16</w:t>
+              <w:t>F-17</w:t>
             </w:r>
           </w:p>
         </w:tc>
@@ -11554,7 +11554,7 @@
                 <w:i w:val="0"/>
                 <w:sz w:val="12"/>
               </w:rPr>
-              <w:t>true</w:t>
+              <w:t>35 · 408</w:t>
             </w:r>
           </w:p>
         </w:tc>
@@ -11575,7 +11575,7 @@
                 <w:i w:val="0"/>
                 <w:sz w:val="12"/>
               </w:rPr>
-              <w:t>true</w:t>
+              <w:t>35 · 408</w:t>
             </w:r>
           </w:p>
         </w:tc>
@@ -11617,7 +11617,7 @@
                 <w:i w:val="0"/>
                 <w:sz w:val="12"/>
               </w:rPr>
-              <w:t>F-17</w:t>
+              <w:t>F-19</w:t>
             </w:r>
           </w:p>
         </w:tc>
@@ -11637,7 +11637,7 @@
                 <w:i w:val="0"/>
                 <w:sz w:val="12"/>
               </w:rPr>
-              <w:t>35 · 408</w:t>
+              <w:t>true</w:t>
             </w:r>
           </w:p>
         </w:tc>
@@ -11657,7 +11657,7 @@
                 <w:i w:val="0"/>
                 <w:sz w:val="12"/>
               </w:rPr>
-              <w:t>35 · 408</w:t>
+              <w:t>true</w:t>
             </w:r>
           </w:p>
         </w:tc>
@@ -11699,7 +11699,7 @@
                 <w:i w:val="0"/>
                 <w:sz w:val="12"/>
               </w:rPr>
-              <w:t>F-18</w:t>
+              <w:t>F-20</w:t>
             </w:r>
           </w:p>
         </w:tc>
@@ -11720,7 +11720,7 @@
                 <w:i w:val="0"/>
                 <w:sz w:val="12"/>
               </w:rPr>
-              <w:t>true</w:t>
+              <w:t>45</w:t>
             </w:r>
           </w:p>
         </w:tc>
@@ -11741,7 +11741,7 @@
                 <w:i w:val="0"/>
                 <w:sz w:val="12"/>
               </w:rPr>
-              <w:t>true</w:t>
+              <w:t>45</w:t>
             </w:r>
           </w:p>
         </w:tc>
@@ -11783,7 +11783,7 @@
                 <w:i w:val="0"/>
                 <w:sz w:val="12"/>
               </w:rPr>
-              <w:t>F-19</w:t>
+              <w:t>F-21</w:t>
             </w:r>
           </w:p>
         </w:tc>
@@ -11865,7 +11865,7 @@
                 <w:i w:val="0"/>
                 <w:sz w:val="12"/>
               </w:rPr>
-              <w:t>F-20</w:t>
+              <w:t>F-22</w:t>
             </w:r>
           </w:p>
         </w:tc>
@@ -11886,7 +11886,7 @@
                 <w:i w:val="0"/>
                 <w:sz w:val="12"/>
               </w:rPr>
-              <w:t>45</w:t>
+              <w:t>1,000 · 4,000</w:t>
             </w:r>
           </w:p>
         </w:tc>
@@ -11907,7 +11907,7 @@
                 <w:i w:val="0"/>
                 <w:sz w:val="12"/>
               </w:rPr>
-              <w:t>45</w:t>
+              <w:t>1,000 · 4,000</w:t>
             </w:r>
           </w:p>
         </w:tc>
@@ -11949,7 +11949,7 @@
                 <w:i w:val="0"/>
                 <w:sz w:val="12"/>
               </w:rPr>
-              <w:t>F-21</w:t>
+              <w:t>F-23</w:t>
             </w:r>
           </w:p>
         </w:tc>
@@ -12031,7 +12031,7 @@
                 <w:i w:val="0"/>
                 <w:sz w:val="12"/>
               </w:rPr>
-              <w:t>F-22</w:t>
+              <w:t>F-24</w:t>
             </w:r>
           </w:p>
         </w:tc>
@@ -12052,7 +12052,7 @@
                 <w:i w:val="0"/>
                 <w:sz w:val="12"/>
               </w:rPr>
-              <w:t>1,000 · 4,000</w:t>
+              <w:t>true</w:t>
             </w:r>
           </w:p>
         </w:tc>
@@ -12073,7 +12073,7 @@
                 <w:i w:val="0"/>
                 <w:sz w:val="12"/>
               </w:rPr>
-              <w:t>1,000 · 4,000</w:t>
+              <w:t>true</w:t>
             </w:r>
           </w:p>
         </w:tc>
@@ -12115,7 +12115,7 @@
                 <w:i w:val="0"/>
                 <w:sz w:val="12"/>
               </w:rPr>
-              <w:t>F-23</w:t>
+              <w:t>F-25</w:t>
             </w:r>
           </w:p>
         </w:tc>
@@ -12197,7 +12197,7 @@
                 <w:i w:val="0"/>
                 <w:sz w:val="12"/>
               </w:rPr>
-              <w:t>F-24</w:t>
+              <w:t>F-26</w:t>
             </w:r>
           </w:p>
         </w:tc>
@@ -12281,7 +12281,7 @@
                 <w:i w:val="0"/>
                 <w:sz w:val="12"/>
               </w:rPr>
-              <w:t>F-25</w:t>
+              <w:t>F-27</w:t>
             </w:r>
           </w:p>
         </w:tc>
@@ -12363,7 +12363,7 @@
                 <w:i w:val="0"/>
                 <w:sz w:val="12"/>
               </w:rPr>
-              <w:t>F-26</w:t>
+              <w:t>F-28</w:t>
             </w:r>
           </w:p>
         </w:tc>
@@ -12384,7 +12384,7 @@
                 <w:i w:val="0"/>
                 <w:sz w:val="12"/>
               </w:rPr>
-              <w:t>true</w:t>
+              <w:t>7</w:t>
             </w:r>
           </w:p>
         </w:tc>
@@ -12405,7 +12405,7 @@
                 <w:i w:val="0"/>
                 <w:sz w:val="12"/>
               </w:rPr>
-              <w:t>true</w:t>
+              <w:t>7</w:t>
             </w:r>
           </w:p>
         </w:tc>
@@ -12447,7 +12447,7 @@
                 <w:i w:val="0"/>
                 <w:sz w:val="12"/>
               </w:rPr>
-              <w:t>F-27</w:t>
+              <w:t>F-29</w:t>
             </w:r>
           </w:p>
         </w:tc>
@@ -12467,7 +12467,7 @@
                 <w:i w:val="0"/>
                 <w:sz w:val="12"/>
               </w:rPr>
-              <w:t>true</w:t>
+              <w:t>590 of 1,834 · 1,304</w:t>
             </w:r>
           </w:p>
         </w:tc>
@@ -12487,7 +12487,7 @@
                 <w:i w:val="0"/>
                 <w:sz w:val="12"/>
               </w:rPr>
-              <w:t>true</w:t>
+              <w:t>590 of 1,834 · 1,304</w:t>
             </w:r>
           </w:p>
         </w:tc>
@@ -12529,7 +12529,7 @@
                 <w:i w:val="0"/>
                 <w:sz w:val="12"/>
               </w:rPr>
-              <w:t>F-28</w:t>
+              <w:t>F-30</w:t>
             </w:r>
           </w:p>
         </w:tc>
@@ -12550,7 +12550,7 @@
                 <w:i w:val="0"/>
                 <w:sz w:val="12"/>
               </w:rPr>
-              <w:t>7</w:t>
+              <w:t>9 of 59 15.3% · 7 of 68 10.3% · 6 of 60 10.0% · 4 of 64 6.2% · 4 of 87 4.6% · 4 of 97 4.1% · 2 of 78 2.6% · 2 of 79 2.5%</w:t>
             </w:r>
           </w:p>
         </w:tc>
@@ -12571,7 +12571,7 @@
                 <w:i w:val="0"/>
                 <w:sz w:val="12"/>
               </w:rPr>
-              <w:t>7</w:t>
+              <w:t>9 of 59 15.3% · 7 of 68 10.3% · 6 of 60 10.0% · 4 of 64 6.2% · 4 of 87 4.6% · 4 of 97 4.1% · 2 of 78 2.6% · 2 of 79 2.5%</w:t>
             </w:r>
           </w:p>
         </w:tc>
@@ -12613,7 +12613,7 @@
                 <w:i w:val="0"/>
                 <w:sz w:val="12"/>
               </w:rPr>
-              <w:t>F-29</w:t>
+              <w:t>F-31</w:t>
             </w:r>
           </w:p>
         </w:tc>
@@ -12633,7 +12633,7 @@
                 <w:i w:val="0"/>
                 <w:sz w:val="12"/>
               </w:rPr>
-              <w:t>590 of 1,834 · 1,304</w:t>
+              <w:t>true</w:t>
             </w:r>
           </w:p>
         </w:tc>
@@ -12653,7 +12653,7 @@
                 <w:i w:val="0"/>
                 <w:sz w:val="12"/>
               </w:rPr>
-              <w:t>590 of 1,834 · 1,304</w:t>
+              <w:t>true</w:t>
             </w:r>
           </w:p>
         </w:tc>
@@ -12695,7 +12695,7 @@
                 <w:i w:val="0"/>
                 <w:sz w:val="12"/>
               </w:rPr>
-              <w:t>F-30</w:t>
+              <w:t>F-32</w:t>
             </w:r>
           </w:p>
         </w:tc>
@@ -12716,7 +12716,7 @@
                 <w:i w:val="0"/>
                 <w:sz w:val="12"/>
               </w:rPr>
-              <w:t>9 of 59 15.3% · 7 of 68 10.3% · 6 of 60 10.0% · 4 of 64 6.2% · 4 of 87 4.6% · 4 of 97 4.1% · 2 of 78 2.6% · 2 of 79 2.5%</w:t>
+              <w:t>126 · 0.623</w:t>
             </w:r>
           </w:p>
         </w:tc>
@@ -12737,7 +12737,7 @@
                 <w:i w:val="0"/>
                 <w:sz w:val="12"/>
               </w:rPr>
-              <w:t>9 of 59 15.3% · 7 of 68 10.3% · 6 of 60 10.0% · 4 of 64 6.2% · 4 of 87 4.6% · 4 of 97 4.1% · 2 of 78 2.6% · 2 of 79 2.5%</w:t>
+              <w:t>126 · 0.623</w:t>
             </w:r>
           </w:p>
         </w:tc>
@@ -12779,7 +12779,7 @@
                 <w:i w:val="0"/>
                 <w:sz w:val="12"/>
               </w:rPr>
-              <w:t>F-31</w:t>
+              <w:t>F-33</w:t>
             </w:r>
           </w:p>
         </w:tc>
@@ -12799,7 +12799,7 @@
                 <w:i w:val="0"/>
                 <w:sz w:val="12"/>
               </w:rPr>
-              <w:t>true</w:t>
+              <w:t>166 · 0.641</w:t>
             </w:r>
           </w:p>
         </w:tc>
@@ -12819,7 +12819,7 @@
                 <w:i w:val="0"/>
                 <w:sz w:val="12"/>
               </w:rPr>
-              <w:t>true</w:t>
+              <w:t>166 · 0.641</w:t>
             </w:r>
           </w:p>
         </w:tc>
@@ -12861,7 +12861,7 @@
                 <w:i w:val="0"/>
                 <w:sz w:val="12"/>
               </w:rPr>
-              <w:t>F-32</w:t>
+              <w:t>F-34</w:t>
             </w:r>
           </w:p>
         </w:tc>
@@ -12882,7 +12882,7 @@
                 <w:i w:val="0"/>
                 <w:sz w:val="12"/>
               </w:rPr>
-              <w:t>126 · 0.623</w:t>
+              <w:t>188 · 0.658</w:t>
             </w:r>
           </w:p>
         </w:tc>
@@ -12903,7 +12903,7 @@
                 <w:i w:val="0"/>
                 <w:sz w:val="12"/>
               </w:rPr>
-              <w:t>126 · 0.623</w:t>
+              <w:t>188 · 0.658</w:t>
             </w:r>
           </w:p>
         </w:tc>
@@ -12945,7 +12945,7 @@
                 <w:i w:val="0"/>
                 <w:sz w:val="12"/>
               </w:rPr>
-              <w:t>F-33</w:t>
+              <w:t>F-35</w:t>
             </w:r>
           </w:p>
         </w:tc>
@@ -12965,7 +12965,7 @@
                 <w:i w:val="0"/>
                 <w:sz w:val="12"/>
               </w:rPr>
-              <w:t>166 · 0.641</w:t>
+              <w:t>189 · 0.668</w:t>
             </w:r>
           </w:p>
         </w:tc>
@@ -12985,7 +12985,7 @@
                 <w:i w:val="0"/>
                 <w:sz w:val="12"/>
               </w:rPr>
-              <w:t>166 · 0.641</w:t>
+              <w:t>189 · 0.668</w:t>
             </w:r>
           </w:p>
         </w:tc>
@@ -13027,7 +13027,7 @@
                 <w:i w:val="0"/>
                 <w:sz w:val="12"/>
               </w:rPr>
-              <w:t>F-34</w:t>
+              <w:t>F-36</w:t>
             </w:r>
           </w:p>
         </w:tc>
@@ -13048,7 +13048,7 @@
                 <w:i w:val="0"/>
                 <w:sz w:val="12"/>
               </w:rPr>
-              <w:t>188 · 0.658</w:t>
+              <w:t>202 · 0.676</w:t>
             </w:r>
           </w:p>
         </w:tc>
@@ -13069,7 +13069,7 @@
                 <w:i w:val="0"/>
                 <w:sz w:val="12"/>
               </w:rPr>
-              <w:t>188 · 0.658</w:t>
+              <w:t>202 · 0.676</w:t>
             </w:r>
           </w:p>
         </w:tc>
@@ -13111,7 +13111,7 @@
                 <w:i w:val="0"/>
                 <w:sz w:val="12"/>
               </w:rPr>
-              <w:t>F-35</w:t>
+              <w:t>F-37</w:t>
             </w:r>
           </w:p>
         </w:tc>
@@ -13131,7 +13131,7 @@
                 <w:i w:val="0"/>
                 <w:sz w:val="12"/>
               </w:rPr>
-              <w:t>189 · 0.668</w:t>
+              <w:t>212 · 0.674</w:t>
             </w:r>
           </w:p>
         </w:tc>
@@ -13151,7 +13151,7 @@
                 <w:i w:val="0"/>
                 <w:sz w:val="12"/>
               </w:rPr>
-              <w:t>189 · 0.668</w:t>
+              <w:t>212 · 0.674</w:t>
             </w:r>
           </w:p>
         </w:tc>
@@ -13193,7 +13193,7 @@
                 <w:i w:val="0"/>
                 <w:sz w:val="12"/>
               </w:rPr>
-              <w:t>F-36</w:t>
+              <w:t>F-38</w:t>
             </w:r>
           </w:p>
         </w:tc>
@@ -13214,7 +13214,7 @@
                 <w:i w:val="0"/>
                 <w:sz w:val="12"/>
               </w:rPr>
-              <w:t>202 · 0.676</w:t>
+              <w:t>146 · 0.633</w:t>
             </w:r>
           </w:p>
         </w:tc>
@@ -13235,7 +13235,7 @@
                 <w:i w:val="0"/>
                 <w:sz w:val="12"/>
               </w:rPr>
-              <w:t>202 · 0.676</w:t>
+              <w:t>146 · 0.633</w:t>
             </w:r>
           </w:p>
         </w:tc>
@@ -13277,7 +13277,7 @@
                 <w:i w:val="0"/>
                 <w:sz w:val="12"/>
               </w:rPr>
-              <w:t>F-37</w:t>
+              <w:t>F-39</w:t>
             </w:r>
           </w:p>
         </w:tc>
@@ -13297,7 +13297,7 @@
                 <w:i w:val="0"/>
                 <w:sz w:val="12"/>
               </w:rPr>
-              <w:t>212 · 0.674</w:t>
+              <w:t>322 · 0.761</w:t>
             </w:r>
           </w:p>
         </w:tc>
@@ -13317,7 +13317,7 @@
                 <w:i w:val="0"/>
                 <w:sz w:val="12"/>
               </w:rPr>
-              <w:t>212 · 0.674</w:t>
+              <w:t>322 · 0.761</w:t>
             </w:r>
           </w:p>
         </w:tc>
@@ -13359,7 +13359,7 @@
                 <w:i w:val="0"/>
                 <w:sz w:val="12"/>
               </w:rPr>
-              <w:t>F-38</w:t>
+              <w:t>F-40</w:t>
             </w:r>
           </w:p>
         </w:tc>
@@ -13380,7 +13380,7 @@
                 <w:i w:val="0"/>
                 <w:sz w:val="12"/>
               </w:rPr>
-              <w:t>146 · 0.633</w:t>
+              <w:t>true</w:t>
             </w:r>
           </w:p>
         </w:tc>
@@ -13401,7 +13401,7 @@
                 <w:i w:val="0"/>
                 <w:sz w:val="12"/>
               </w:rPr>
-              <w:t>146 · 0.633</w:t>
+              <w:t>true</w:t>
             </w:r>
           </w:p>
         </w:tc>
@@ -13443,7 +13443,7 @@
                 <w:i w:val="0"/>
                 <w:sz w:val="12"/>
               </w:rPr>
-              <w:t>F-39</w:t>
+              <w:t>F-41</w:t>
             </w:r>
           </w:p>
         </w:tc>
@@ -13463,7 +13463,7 @@
                 <w:i w:val="0"/>
                 <w:sz w:val="12"/>
               </w:rPr>
-              <w:t>322 · 0.761</w:t>
+              <w:t>994</w:t>
             </w:r>
           </w:p>
         </w:tc>
@@ -13483,7 +13483,7 @@
                 <w:i w:val="0"/>
                 <w:sz w:val="12"/>
               </w:rPr>
-              <w:t>322 · 0.761</w:t>
+              <w:t>994</w:t>
             </w:r>
           </w:p>
         </w:tc>
@@ -13525,7 +13525,7 @@
                 <w:i w:val="0"/>
                 <w:sz w:val="12"/>
               </w:rPr>
-              <w:t>F-40</w:t>
+              <w:t>F-42</w:t>
             </w:r>
           </w:p>
         </w:tc>
@@ -13546,7 +13546,7 @@
                 <w:i w:val="0"/>
                 <w:sz w:val="12"/>
               </w:rPr>
-              <w:t>true</w:t>
+              <w:t>848</w:t>
             </w:r>
           </w:p>
         </w:tc>
@@ -13567,7 +13567,7 @@
                 <w:i w:val="0"/>
                 <w:sz w:val="12"/>
               </w:rPr>
-              <w:t>true</w:t>
+              <w:t>848</w:t>
             </w:r>
           </w:p>
         </w:tc>
@@ -13609,7 +13609,7 @@
                 <w:i w:val="0"/>
                 <w:sz w:val="12"/>
               </w:rPr>
-              <w:t>F-41</w:t>
+              <w:t>F-43</w:t>
             </w:r>
           </w:p>
         </w:tc>
@@ -13629,7 +13629,7 @@
                 <w:i w:val="0"/>
                 <w:sz w:val="12"/>
               </w:rPr>
-              <w:t>994</w:t>
+              <w:t>189 · 126</w:t>
             </w:r>
           </w:p>
         </w:tc>
@@ -13649,7 +13649,7 @@
                 <w:i w:val="0"/>
                 <w:sz w:val="12"/>
               </w:rPr>
-              <w:t>994</w:t>
+              <w:t>189 · 126</w:t>
             </w:r>
           </w:p>
         </w:tc>
@@ -13691,7 +13691,7 @@
                 <w:i w:val="0"/>
                 <w:sz w:val="12"/>
               </w:rPr>
-              <w:t>F-42</w:t>
+              <w:t>F-44</w:t>
             </w:r>
           </w:p>
         </w:tc>
@@ -13712,7 +13712,7 @@
                 <w:i w:val="0"/>
                 <w:sz w:val="12"/>
               </w:rPr>
-              <w:t>848</w:t>
+              <w:t>29 of 100 · 6</w:t>
             </w:r>
           </w:p>
         </w:tc>
@@ -13733,7 +13733,7 @@
                 <w:i w:val="0"/>
                 <w:sz w:val="12"/>
               </w:rPr>
-              <w:t>848</w:t>
+              <w:t>29 of 100 · 6</w:t>
             </w:r>
           </w:p>
         </w:tc>
@@ -13775,7 +13775,7 @@
                 <w:i w:val="0"/>
                 <w:sz w:val="12"/>
               </w:rPr>
-              <w:t>F-43</w:t>
+              <w:t>F-45</w:t>
             </w:r>
           </w:p>
         </w:tc>
@@ -13795,7 +13795,7 @@
                 <w:i w:val="0"/>
                 <w:sz w:val="12"/>
               </w:rPr>
-              <w:t>189 · 126</w:t>
+              <w:t>1,000 of 20,000</w:t>
             </w:r>
           </w:p>
         </w:tc>
@@ -13815,7 +13815,7 @@
                 <w:i w:val="0"/>
                 <w:sz w:val="12"/>
               </w:rPr>
-              <w:t>189 · 126</w:t>
+              <w:t>1,000 of 20,000</w:t>
             </w:r>
           </w:p>
         </w:tc>
@@ -13857,7 +13857,7 @@
                 <w:i w:val="0"/>
                 <w:sz w:val="12"/>
               </w:rPr>
-              <w:t>F-44</w:t>
+              <w:t>F-46</w:t>
             </w:r>
           </w:p>
         </w:tc>
@@ -13878,7 +13878,7 @@
                 <w:i w:val="0"/>
                 <w:sz w:val="12"/>
               </w:rPr>
-              <w:t>29 of 100 · 6</w:t>
+              <w:t>+50%</w:t>
             </w:r>
           </w:p>
         </w:tc>
@@ -13899,7 +13899,7 @@
                 <w:i w:val="0"/>
                 <w:sz w:val="12"/>
               </w:rPr>
-              <w:t>29 of 100 · 6</w:t>
+              <w:t>+50%</w:t>
             </w:r>
           </w:p>
         </w:tc>
@@ -13941,7 +13941,7 @@
                 <w:i w:val="0"/>
                 <w:sz w:val="12"/>
               </w:rPr>
-              <w:t>F-45</w:t>
+              <w:t>F-47</w:t>
             </w:r>
           </w:p>
         </w:tc>
@@ -13961,7 +13961,7 @@
                 <w:i w:val="0"/>
                 <w:sz w:val="12"/>
               </w:rPr>
-              <w:t>1,000 of 20,000</w:t>
+              <w:t>+0.027 [+0.018, +0.037]</w:t>
             </w:r>
           </w:p>
         </w:tc>
@@ -13981,7 +13981,7 @@
                 <w:i w:val="0"/>
                 <w:sz w:val="12"/>
               </w:rPr>
-              <w:t>1,000 of 20,000</w:t>
+              <w:t>+0.027 [+0.018, +0.037]</w:t>
             </w:r>
           </w:p>
         </w:tc>
@@ -14023,7 +14023,7 @@
                 <w:i w:val="0"/>
                 <w:sz w:val="12"/>
               </w:rPr>
-              <w:t>F-46</w:t>
+              <w:t>F-48</w:t>
             </w:r>
           </w:p>
         </w:tc>
@@ -14044,7 +14044,7 @@
                 <w:i w:val="0"/>
                 <w:sz w:val="12"/>
               </w:rPr>
-              <w:t>+50%</w:t>
+              <w:t>0.633 · 0.633 · 0.641</w:t>
             </w:r>
           </w:p>
         </w:tc>
@@ -14065,7 +14065,7 @@
                 <w:i w:val="0"/>
                 <w:sz w:val="12"/>
               </w:rPr>
-              <w:t>+50%</w:t>
+              <w:t>0.633 · 0.633 · 0.641</w:t>
             </w:r>
           </w:p>
         </w:tc>
@@ -14107,7 +14107,7 @@
                 <w:i w:val="0"/>
                 <w:sz w:val="12"/>
               </w:rPr>
-              <w:t>F-47</w:t>
+              <w:t>F-49</w:t>
             </w:r>
           </w:p>
         </w:tc>
@@ -14127,7 +14127,7 @@
                 <w:i w:val="0"/>
                 <w:sz w:val="12"/>
               </w:rPr>
-              <w:t>+0.027 [+0.018, +0.037]</w:t>
+              <w:t>44%</w:t>
             </w:r>
           </w:p>
         </w:tc>
@@ -14147,7 +14147,7 @@
                 <w:i w:val="0"/>
                 <w:sz w:val="12"/>
               </w:rPr>
-              <w:t>+0.027 [+0.018, +0.037]</w:t>
+              <w:t>44%</w:t>
             </w:r>
           </w:p>
         </w:tc>
@@ -14189,7 +14189,7 @@
                 <w:i w:val="0"/>
                 <w:sz w:val="12"/>
               </w:rPr>
-              <w:t>F-48</w:t>
+              <w:t>F-50</w:t>
             </w:r>
           </w:p>
         </w:tc>
@@ -14210,7 +14210,7 @@
                 <w:i w:val="0"/>
                 <w:sz w:val="12"/>
               </w:rPr>
-              <w:t>0.633 · 0.633 · 0.641</w:t>
+              <w:t>+0.025 to +0.039</w:t>
             </w:r>
           </w:p>
         </w:tc>
@@ -14231,7 +14231,7 @@
                 <w:i w:val="0"/>
                 <w:sz w:val="12"/>
               </w:rPr>
-              <w:t>0.633 · 0.633 · 0.641</w:t>
+              <w:t>+0.025 to +0.039</w:t>
             </w:r>
           </w:p>
         </w:tc>
@@ -14273,7 +14273,7 @@
                 <w:i w:val="0"/>
                 <w:sz w:val="12"/>
               </w:rPr>
-              <w:t>F-49</w:t>
+              <w:t>F-51</w:t>
             </w:r>
           </w:p>
         </w:tc>
@@ -14293,7 +14293,7 @@
                 <w:i w:val="0"/>
                 <w:sz w:val="12"/>
               </w:rPr>
-              <w:t>44%</w:t>
+              <w:t>+0.027 [+0.018, +0.037]</w:t>
             </w:r>
           </w:p>
         </w:tc>
@@ -14313,7 +14313,7 @@
                 <w:i w:val="0"/>
                 <w:sz w:val="12"/>
               </w:rPr>
-              <w:t>44%</w:t>
+              <w:t>+0.027 [+0.018, +0.037]</w:t>
             </w:r>
           </w:p>
         </w:tc>
@@ -14355,7 +14355,7 @@
                 <w:i w:val="0"/>
                 <w:sz w:val="12"/>
               </w:rPr>
-              <w:t>F-50</w:t>
+              <w:t>F-52</w:t>
             </w:r>
           </w:p>
         </w:tc>
@@ -14376,7 +14376,7 @@
                 <w:i w:val="0"/>
                 <w:sz w:val="12"/>
               </w:rPr>
-              <w:t>+0.025 to +0.039</w:t>
+              <w:t>+0.008 [-0.000, +0.014]</w:t>
             </w:r>
           </w:p>
         </w:tc>
@@ -14397,7 +14397,7 @@
                 <w:i w:val="0"/>
                 <w:sz w:val="12"/>
               </w:rPr>
-              <w:t>+0.025 to +0.039</w:t>
+              <w:t>+0.008 [-0.000, +0.014]</w:t>
             </w:r>
           </w:p>
         </w:tc>
@@ -14439,7 +14439,7 @@
                 <w:i w:val="0"/>
                 <w:sz w:val="12"/>
               </w:rPr>
-              <w:t>F-51</w:t>
+              <w:t>F-53</w:t>
             </w:r>
           </w:p>
         </w:tc>
@@ -14459,7 +14459,7 @@
                 <w:i w:val="0"/>
                 <w:sz w:val="12"/>
               </w:rPr>
-              <w:t>+0.027 [+0.018, +0.037]</w:t>
+              <w:t>-0.002 [-0.008, +0.003]</w:t>
             </w:r>
           </w:p>
         </w:tc>
@@ -14479,7 +14479,7 @@
                 <w:i w:val="0"/>
                 <w:sz w:val="12"/>
               </w:rPr>
-              <w:t>+0.027 [+0.018, +0.037]</w:t>
+              <w:t>-0.002 [-0.008, +0.003]</w:t>
             </w:r>
           </w:p>
         </w:tc>
@@ -14521,7 +14521,7 @@
                 <w:i w:val="0"/>
                 <w:sz w:val="12"/>
               </w:rPr>
-              <w:t>F-52</w:t>
+              <w:t>F-56</w:t>
             </w:r>
           </w:p>
         </w:tc>
@@ -14542,7 +14542,7 @@
                 <w:i w:val="0"/>
                 <w:sz w:val="12"/>
               </w:rPr>
-              <w:t>+0.008 [-0.000, +0.014]</w:t>
+              <w:t>40% · 23% · 21%</w:t>
             </w:r>
           </w:p>
         </w:tc>
@@ -14563,7 +14563,7 @@
                 <w:i w:val="0"/>
                 <w:sz w:val="12"/>
               </w:rPr>
-              <w:t>+0.008 [-0.000, +0.014]</w:t>
+              <w:t>40% · 23% · 21%</w:t>
             </w:r>
           </w:p>
         </w:tc>
@@ -14605,7 +14605,7 @@
                 <w:i w:val="0"/>
                 <w:sz w:val="12"/>
               </w:rPr>
-              <w:t>F-53</w:t>
+              <w:t>F-60</w:t>
             </w:r>
           </w:p>
         </w:tc>
@@ -14625,7 +14625,7 @@
                 <w:i w:val="0"/>
                 <w:sz w:val="12"/>
               </w:rPr>
-              <w:t>-0.002 [-0.008, +0.003]</w:t>
+              <w:t>0.641 → 0.668, 189 vs 166</w:t>
             </w:r>
           </w:p>
         </w:tc>
@@ -14645,7 +14645,7 @@
                 <w:i w:val="0"/>
                 <w:sz w:val="12"/>
               </w:rPr>
-              <w:t>-0.002 [-0.008, +0.003]</w:t>
+              <w:t>0.641 → 0.668, 189 vs 166</w:t>
             </w:r>
           </w:p>
         </w:tc>
@@ -14687,7 +14687,7 @@
                 <w:i w:val="0"/>
                 <w:sz w:val="12"/>
               </w:rPr>
-              <w:t>F-54</w:t>
+              <w:t>F-61</w:t>
             </w:r>
           </w:p>
         </w:tc>
@@ -14708,7 +14708,7 @@
                 <w:i w:val="0"/>
                 <w:sz w:val="12"/>
               </w:rPr>
-              <w:t>+0.005 [-0.002, +0.012]</w:t>
+              <w:t>true</w:t>
             </w:r>
           </w:p>
         </w:tc>
@@ -14729,7 +14729,7 @@
                 <w:i w:val="0"/>
                 <w:sz w:val="12"/>
               </w:rPr>
-              <w:t>+0.005 [-0.002, +0.012]</w:t>
+              <w:t>true</w:t>
             </w:r>
           </w:p>
         </w:tc>
@@ -14771,7 +14771,7 @@
                 <w:i w:val="0"/>
                 <w:sz w:val="12"/>
               </w:rPr>
-              <w:t>F-55</w:t>
+              <w:t>F-62</w:t>
             </w:r>
           </w:p>
         </w:tc>
@@ -14791,7 +14791,7 @@
                 <w:i w:val="0"/>
                 <w:sz w:val="12"/>
               </w:rPr>
-              <w:t>-0.010 [-0.020, -0.001]</w:t>
+              <w:t>true</w:t>
             </w:r>
           </w:p>
         </w:tc>
@@ -14811,7 +14811,7 @@
                 <w:i w:val="0"/>
                 <w:sz w:val="12"/>
               </w:rPr>
-              <w:t>-0.010 [-0.020, -0.001]</w:t>
+              <w:t>true</w:t>
             </w:r>
           </w:p>
         </w:tc>
@@ -14853,7 +14853,7 @@
                 <w:i w:val="0"/>
                 <w:sz w:val="12"/>
               </w:rPr>
-              <w:t>F-56</w:t>
+              <w:t>F-63</w:t>
             </w:r>
           </w:p>
         </w:tc>
@@ -14874,7 +14874,7 @@
                 <w:i w:val="0"/>
                 <w:sz w:val="12"/>
               </w:rPr>
-              <w:t>61% · 40% · 21%</w:t>
+              <w:t>AUC = how well a score ranks converters (switchers) above the rest; higher is better; 0.5 = a coin flip</w:t>
             </w:r>
           </w:p>
         </w:tc>
@@ -14895,7 +14895,7 @@
                 <w:i w:val="0"/>
                 <w:sz w:val="12"/>
               </w:rPr>
-              <w:t>61% · 40% · 21%</w:t>
+              <w:t>-</w:t>
             </w:r>
           </w:p>
         </w:tc>
@@ -14915,7 +14915,7 @@
                 <w:i w:val="0"/>
                 <w:sz w:val="15"/>
               </w:rPr>
-              <w:t>✓ pass</w:t>
+              <w:t>manual</w:t>
             </w:r>
           </w:p>
         </w:tc>
@@ -15890,7 +15890,7 @@
                 <w:i w:val="0"/>
                 <w:sz w:val="15"/>
               </w:rPr>
-              <w:t>F-18, F-50</w:t>
+              <w:t>F-50</w:t>
             </w:r>
           </w:p>
         </w:tc>
@@ -15910,7 +15910,7 @@
                 <w:i w:val="0"/>
                 <w:sz w:val="15"/>
               </w:rPr>
-              <w:t>slides 05, 08</w:t>
+              <w:t>slides 08</w:t>
             </w:r>
           </w:p>
         </w:tc>
@@ -16357,7 +16357,7 @@
                 <w:i w:val="0"/>
                 <w:sz w:val="15"/>
               </w:rPr>
-              <w:t>Video rounding: AUC to 3 decimals, AUC deltas to 3 decimals with sign, percentages to 1 decimal (community rates, 8.1%) or whole numbers (+50%, 44%, 61%, 40%, 21%, practice rate on slide 07), counts with thousands separators; '1 in 20' = 5% budget; '≈403 s' quotes the README.</w:t>
+              <w:t>Video rounding: AUC to 3 decimals, AUC deltas to 3 decimals with sign, percentages to 1 decimal (community rates, 8.1%) or whole numbers (+50%, 44%, 40%, 23%, 21%, practice rate on slide 07), counts with thousands separators; '1 in 20' = 5% budget; '≈403 s' quotes the README.</w:t>
             </w:r>
           </w:p>
         </w:tc>
@@ -16396,7 +16396,7 @@
                 <w:i w:val="0"/>
                 <w:sz w:val="15"/>
               </w:rPr>
-              <w:t>F-05, F-08, F-30, F-46, F-49, F-50, F-51, F-52, F-53, F-54, F-55, F-56</w:t>
+              <w:t>F-05, F-08, F-30, F-46, F-49, F-50, F-51, F-52, F-53, F-56, F-60</w:t>
             </w:r>
           </w:p>
         </w:tc>
@@ -16665,6 +16665,21 @@
           <w:color w:val="4B5563"/>
           <w:sz w:val="18"/>
         </w:rPr>
+        <w:t>Who picks which doctors a sales rep visits, and the four problems they run into.</w:t>
+      </w:r>
+    </w:p>
+    <w:p>
+      <w:pPr>
+        <w:spacing w:after="20"/>
+        <w:ind w:left="283"/>
+      </w:pPr>
+      <w:r>
+        <w:rPr>
+          <w:b w:val="0"/>
+          <w:i w:val="0"/>
+          <w:color w:val="4B5563"/>
+          <w:sz w:val="18"/>
+        </w:rPr>
         <w:t>WHO LIVES WITH THIS · Pharma launch teams · Field sales &amp; commercial ops · Specialty &amp; device makers</w:t>
       </w:r>
     </w:p>
@@ -17149,7 +17164,7 @@
           <w:i w:val="0"/>
           <w:sz w:val="18"/>
         </w:rPr>
-        <w:t>To change this slide: Edit the chips (#ctx-c1..3) and cards (#ctx-k1..4) in compositions/s01-context.html.</w:t>
+        <w:t>To change this slide: Edit the subtitle (#ctx-sub), chips (#ctx-c1..3) and cards (#ctx-k1..4) in compositions/s01-context.html.</w:t>
       </w:r>
     </w:p>
     <w:p>
@@ -17173,7 +17188,7 @@
           <w:color w:val="4B5563"/>
           <w:sz w:val="18"/>
         </w:rPr>
-        <w:t xml:space="preserve">6.8-11.6 s · composition </w:t>
+        <w:t xml:space="preserve">6.8-12.0 s · composition </w:t>
       </w:r>
       <w:r>
         <w:rPr>
@@ -17264,6 +17279,21 @@
           <w:color w:val="4B5563"/>
           <w:sz w:val="18"/>
         </w:rPr>
+        <w:t>The project in one line: a big network of doctors, and calls for only a few of them.</w:t>
+      </w:r>
+    </w:p>
+    <w:p>
+      <w:pPr>
+        <w:spacing w:after="20"/>
+        <w:ind w:left="283"/>
+      </w:pPr>
+      <w:r>
+        <w:rPr>
+          <w:b w:val="0"/>
+          <w:i w:val="0"/>
+          <w:color w:val="4B5563"/>
+          <w:sz w:val="18"/>
+        </w:rPr>
         <w:t>20,000 doctors. 75,155 ties between them. Calls for just 1 in 20.</w:t>
       </w:r>
     </w:p>
@@ -17280,6 +17310,21 @@
           <w:sz w:val="18"/>
         </w:rPr>
         <w:t>8 specialties · 12 regions · 24 months of class prescriptions · only 8.1% convert to the new drug</w:t>
+      </w:r>
+    </w:p>
+    <w:p>
+      <w:pPr>
+        <w:spacing w:after="20"/>
+        <w:ind w:left="283"/>
+      </w:pPr>
+      <w:r>
+        <w:rPr>
+          <w:b w:val="0"/>
+          <w:i w:val="0"/>
+          <w:color w:val="4B5563"/>
+          <w:sz w:val="18"/>
+        </w:rPr>
+        <w:t>Tie = two doctors who share patients or refer to each other. Convert = starts prescribing the new drug.</w:t>
       </w:r>
     </w:p>
     <w:p>
@@ -18002,7 +18047,7 @@
                 <w:i w:val="0"/>
                 <w:sz w:val="15"/>
               </w:rPr>
-              <w:t>only 8.1% convert to the new drug / all 20,000 HCPs: 8.1%</w:t>
+              <w:t>only 8.1% convert to the new drug / all 20,000: 8.1%</w:t>
             </w:r>
           </w:p>
         </w:tc>
@@ -18126,7 +18171,7 @@
           <w:i w:val="0"/>
           <w:sz w:val="18"/>
         </w:rPr>
-        <w:t>To change this slide: Headline spans #hook-l1..l3 and chips #hook-f1..f3 in compositions/s02-hook.html.</w:t>
+        <w:t>To change this slide: Headline spans #hook-l1..l3, chips #hook-f1..f3 and the definitions line #hook-def in compositions/s02-hook.html.</w:t>
       </w:r>
     </w:p>
     <w:p>
@@ -18150,7 +18195,7 @@
           <w:color w:val="4B5563"/>
           <w:sz w:val="18"/>
         </w:rPr>
-        <w:t xml:space="preserve">11.3-19.3 s · composition </w:t>
+        <w:t xml:space="preserve">11.7-19.1 s · composition </w:t>
       </w:r>
       <w:r>
         <w:rPr>
@@ -18256,7 +18301,22 @@
           <w:color w:val="4B5563"/>
           <w:sz w:val="18"/>
         </w:rPr>
-        <w:t>CLAIMS DATA doctors, Rx, shared patients → [THE GRAPH: THE NETWORK who shares patients → PRACTICES groups of about 50] → [EVERY FOLD, 5 TIMES: NO PEEKING own outcome kept out → SCORE who is likely to switch?] → CALL LIST ✓ more converters ✓ shuffle-tested ✓ leak-tested</w:t>
+        <w:t>Read left to right: map who shares patients, score each doctor without their own outcome, call the top.</w:t>
+      </w:r>
+    </w:p>
+    <w:p>
+      <w:pPr>
+        <w:spacing w:after="20"/>
+        <w:ind w:left="283"/>
+      </w:pPr>
+      <w:r>
+        <w:rPr>
+          <w:b w:val="0"/>
+          <w:i w:val="0"/>
+          <w:color w:val="4B5563"/>
+          <w:sz w:val="18"/>
+        </w:rPr>
+        <w:t>CLAIMS DATA doctors, Rx, shared patients → [THE GRAPH: THE NETWORK who shares patients → PRACTICES groups of about 50] → [5 TEST ROUNDS: NO PEEKING own outcome kept out → SCORE who is likely to switch?] → CALL LIST ✓ more converters ✓ shuffle-tested ✓ leak-tested</w:t>
       </w:r>
     </w:p>
     <w:p>
@@ -18556,7 +18616,7 @@
                 <w:i w:val="0"/>
                 <w:sz w:val="15"/>
               </w:rPr>
-              <w:t>EVERY FOLD, 5 TIMES / Stratified 5-fold</w:t>
+              <w:t>5 TEST ROUNDS / 5 test rounds / the model is tested 5 times</w:t>
             </w:r>
           </w:p>
         </w:tc>
@@ -18795,13 +18855,27 @@
       </w:r>
     </w:p>
     <w:p>
+      <w:pPr>
+        <w:spacing w:after="20"/>
+        <w:ind w:left="283"/>
+      </w:pPr>
       <w:r>
         <w:rPr>
           <w:b w:val="0"/>
           <w:i w:val="0"/>
           <w:sz w:val="18"/>
         </w:rPr>
-        <w:t>To change this slide: Edit CONFIG in compositions/explainer.html; badge truth is F-11.</w:t>
+        <w:t>• 'Test round' is the plain-words name for one of the 5 cross-validation folds.</w:t>
+      </w:r>
+    </w:p>
+    <w:p>
+      <w:r>
+        <w:rPr>
+          <w:b w:val="0"/>
+          <w:i w:val="0"/>
+          <w:sz w:val="18"/>
+        </w:rPr>
+        <w:t>To change this slide: Edit CONFIG and #ex-a-sub in compositions/explainer.html; badge truth is F-11.</w:t>
       </w:r>
     </w:p>
     <w:p>
@@ -18825,7 +18899,7 @@
           <w:color w:val="4B5563"/>
           <w:sz w:val="18"/>
         </w:rPr>
-        <w:t xml:space="preserve">19.3-26.3 s · composition </w:t>
+        <w:t xml:space="preserve">19.1-26.7 s · composition </w:t>
       </w:r>
       <w:r>
         <w:rPr>
@@ -18931,6 +19005,21 @@
           <w:color w:val="4B5563"/>
           <w:sz w:val="18"/>
         </w:rPr>
+        <w:t>The model is tested 5 times, each time on a fifth of doctors it never saw. Peer rates use only the others.</w:t>
+      </w:r>
+    </w:p>
+    <w:p>
+      <w:pPr>
+        <w:spacing w:after="20"/>
+        <w:ind w:left="283"/>
+      </w:pPr>
+      <w:r>
+        <w:rPr>
+          <w:b w:val="0"/>
+          <w:i w:val="0"/>
+          <w:color w:val="4B5563"/>
+          <w:sz w:val="18"/>
+        </w:rPr>
         <w:t>A doctor's peers predict them — how their practice and contacts converted</w:t>
       </w:r>
     </w:p>
@@ -18961,7 +19050,7 @@
           <w:color w:val="4B5563"/>
           <w:sz w:val="18"/>
         </w:rPr>
-        <w:t>So the rates are rebuilt for every fold — from other doctors' outcomes only</w:t>
+        <w:t>So the rates are rebuilt each round — from other doctors' outcomes only</w:t>
       </w:r>
     </w:p>
     <w:p>
@@ -18991,7 +19080,7 @@
           <w:color w:val="4B5563"/>
           <w:sz w:val="18"/>
         </w:rPr>
-        <w:t>First version leaked: held-out AUC fell to 0.589. Fold-built rates reach 0.668, and a test pins it.</w:t>
+        <w:t>AUC = how well a score ranks switchers above the rest; higher is better. Leaky first version: 0.589. Rebuilt: 0.668.</w:t>
       </w:r>
     </w:p>
     <w:p>
@@ -19167,7 +19256,7 @@
                 <w:i w:val="0"/>
                 <w:sz w:val="15"/>
               </w:rPr>
-              <w:t>held-out AUC fell to 0.589</w:t>
+              <w:t>Leaky first version: 0.589</w:t>
             </w:r>
           </w:p>
         </w:tc>
@@ -19367,7 +19456,7 @@
                 <w:i w:val="0"/>
                 <w:sz w:val="12"/>
               </w:rPr>
-              <w:t>F-14</w:t>
+              <w:t>F-15</w:t>
             </w:r>
           </w:p>
         </w:tc>
@@ -19386,7 +19475,7 @@
                 <w:i w:val="0"/>
                 <w:sz w:val="15"/>
               </w:rPr>
-              <w:t>and a test pins it</w:t>
+              <w:t>PRACTICE RATE 2 / 5</w:t>
             </w:r>
           </w:p>
         </w:tc>
@@ -19406,7 +19495,7 @@
                 <w:i w:val="0"/>
                 <w:sz w:val="12"/>
               </w:rPr>
-              <w:t>tests/test_leakage.py</w:t>
+              <w:t>schematic</w:t>
             </w:r>
             <w:r>
               <w:rPr>
@@ -19414,7 +19503,7 @@
                 <w:i w:val="0"/>
                 <w:sz w:val="15"/>
               </w:rPr>
-              <w:t xml:space="preserve"> · own-label flip test</w:t>
+              <w:t xml:space="preserve"> · -</w:t>
             </w:r>
           </w:p>
         </w:tc>
@@ -19452,7 +19541,7 @@
                 <w:i w:val="0"/>
                 <w:sz w:val="15"/>
               </w:rPr>
-              <w:t>✓</w:t>
+              <w:t>manual</w:t>
             </w:r>
           </w:p>
         </w:tc>
@@ -19475,7 +19564,7 @@
                 <w:i w:val="0"/>
                 <w:sz w:val="12"/>
               </w:rPr>
-              <w:t>F-15</w:t>
+              <w:t>F-63</w:t>
             </w:r>
           </w:p>
         </w:tc>
@@ -19495,7 +19584,7 @@
                 <w:i w:val="0"/>
                 <w:sz w:val="15"/>
               </w:rPr>
-              <w:t>PRACTICE RATE 2 / 5</w:t>
+              <w:t>AUC = how well a score ranks converters (switchers) above the rest; higher is better; 0.5 = a coin flip</w:t>
             </w:r>
           </w:p>
         </w:tc>
@@ -19516,7 +19605,7 @@
                 <w:i w:val="0"/>
                 <w:sz w:val="12"/>
               </w:rPr>
-              <w:t>schematic</w:t>
+              <w:t>standard definition of ROC AUC</w:t>
             </w:r>
             <w:r>
               <w:rPr>
@@ -19619,7 +19708,7 @@
           <w:i w:val="0"/>
           <w:sz w:val="18"/>
         </w:rPr>
-        <w:t>To change this slide: Markup under #ex-b and the practice demo block in compositions/explainer.html; the footnote figures are F-12, F-13, F-14.</w:t>
+        <w:t>To change this slide: Markup under #ex-b and the practice demo block in compositions/explainer.html; the footnote figures are F-12, F-13, F-63.</w:t>
       </w:r>
     </w:p>
     <w:p>
@@ -19643,7 +19732,7 @@
           <w:color w:val="4B5563"/>
           <w:sz w:val="18"/>
         </w:rPr>
-        <w:t xml:space="preserve">26.0-42.0 s · composition </w:t>
+        <w:t xml:space="preserve">26.4-42.4 s · composition </w:t>
       </w:r>
       <w:r>
         <w:rPr>
@@ -19773,7 +19862,7 @@
           <w:color w:val="4B5563"/>
           <w:sz w:val="18"/>
         </w:rPr>
-        <w:t>One batch run: a graph, nine model arms, one scorecard.</w:t>
+        <w:t>One batch run: a graph, nine model variants, one scorecard.</w:t>
       </w:r>
     </w:p>
     <w:p>
@@ -19788,7 +19877,7 @@
           <w:color w:val="4B5563"/>
           <w:sz w:val="18"/>
         </w:rPr>
-        <w:t>batch · one command (hcp-targeting) · CPU only, no GPU or API key</w:t>
+        <w:t>Each box is a file in the repo; one command runs it all on a CPU.</w:t>
       </w:r>
     </w:p>
     <w:p>
@@ -19803,7 +19892,7 @@
           <w:color w:val="4B5563"/>
           <w:sz w:val="18"/>
         </w:rPr>
-        <w:t>Legend: data · models · decision · evaluation · leak guard; once per run · every fold · baseline / ceiling</w:t>
+        <w:t>Legend: data · models · decision · evaluation · leak guard; once per run · every test round · baseline / ceiling</w:t>
       </w:r>
     </w:p>
     <w:p>
@@ -19833,7 +19922,7 @@
           <w:color w:val="4B5563"/>
           <w:sz w:val="18"/>
         </w:rPr>
-        <w:t>features.py: profile_features() Profile + decile (decile · Rx trend · specialty); louvain_communities() Graph + Louvain (35 regions · 408 communities); structural_features() Centrality (PageRank · betweenness k=256); label_graph_features() Conversion rates (practice + peers · no own label)</w:t>
+        <w:t>features.py: profile_features() Profile + decile (decile · Rx trend · specialty); louvain_communities() Graph + practice groups (35 regions · 408 groups); structural_features() Centrality (PageRank · betweenness); label_graph_features() Conversion rates (practice + peers · no own label)</w:t>
       </w:r>
     </w:p>
     <w:p>
@@ -19863,7 +19952,7 @@
           <w:color w:val="4B5563"/>
           <w:sz w:val="18"/>
         </w:rPr>
-        <w:t>evaluate.py · cli.py: make_folds() Stratified 5-fold (same folds, every arm) → run_arm() XGBoost (400 trees · depth 4 · 7 arms + 2 controls · fold n / 5) → Out-of-fold scores (p(convert) × 20,000); 45 fits; feedback loop 'train labels only' back to Conversion rates</w:t>
+        <w:t>evaluate.py · cli.py: make_folds() 5 test rounds (same rounds, every model) → run_arm() XGBoost (400 trees · depth 4 · 7 feature sets + 2 controls · test round n / 5) → Held-out scores (a score per doctor); 45 fits; feedback loop 'train labels only' back to Conversion rates</w:t>
       </w:r>
     </w:p>
     <w:p>
@@ -19878,7 +19967,7 @@
           <w:color w:val="4B5563"/>
           <w:sz w:val="18"/>
         </w:rPr>
-        <w:t>decision: fallback Decile list (today's rule) → captured_at_budget() ◆ Call budget (top-k by score · k = 1,000 · 4,000)</w:t>
+        <w:t>decision: fallback Decile list (today's rule) → captured_at_budget() ◆ Call budget (highest scores first · 1,000 or 4,000 calls)</w:t>
       </w:r>
     </w:p>
     <w:p>
@@ -19908,7 +19997,7 @@
           <w:color w:val="4B5563"/>
           <w:sz w:val="18"/>
         </w:rPr>
-        <w:t>evaluation → outputs/: summarise() Scorecard (AUC · lift · captured), bootstrap_delta() Paired bootstrap (200 resamples · 95% CI), cli.py Shuffled control (same graph, HCPs moved) → outputs/ (ablation · deltas · summary)</w:t>
+        <w:t>evaluation → outputs/: summarise() Scorecard (AUC · lift · captured), bootstrap_delta() Paired bootstrap (200 resamples · 95% range), cli.py Shuffled control (same graph, HCPs moved) → outputs/ (ablation · deltas · summary)</w:t>
       </w:r>
     </w:p>
     <w:p>
@@ -19923,7 +20012,7 @@
           <w:color w:val="4B5563"/>
           <w:sz w:val="18"/>
         </w:rPr>
-        <w:t>Edge labels: writes · train labels only · fallback: decile, then annual Rx (today's list) · p(convert) · top-k · OOF scores</w:t>
+        <w:t>Edge labels: writes · train labels only · fallback: today's decile list · held-out scores</w:t>
       </w:r>
     </w:p>
     <w:p>
@@ -19938,7 +20027,7 @@
           <w:color w:val="4B5563"/>
           <w:sz w:val="18"/>
         </w:rPr>
-        <w:t>Critical path: ties → communities → fold-built rates → XGBoost → top-k → call plan</w:t>
+        <w:t>Critical path: ties → communities → peer rates → XGBoost → top 1,000 → call plan</w:t>
       </w:r>
     </w:p>
     <w:p>
@@ -20442,7 +20531,7 @@
                 <w:i w:val="0"/>
                 <w:sz w:val="15"/>
               </w:rPr>
-              <w:t>EVERY FOLD, 5 TIMES / Stratified 5-fold</w:t>
+              <w:t>5 TEST ROUNDS / 5 test rounds / the model is tested 5 times</w:t>
             </w:r>
           </w:p>
         </w:tc>
@@ -20661,7 +20750,7 @@
                 <w:i w:val="0"/>
                 <w:sz w:val="15"/>
               </w:rPr>
-              <w:t>35 regions · 408 communities</w:t>
+              <w:t>35 regions · 408 groups</w:t>
             </w:r>
           </w:p>
         </w:tc>
@@ -20752,7 +20841,7 @@
                 <w:i w:val="0"/>
                 <w:sz w:val="12"/>
               </w:rPr>
-              <w:t>F-18</w:t>
+              <w:t>F-19</w:t>
             </w:r>
           </w:p>
         </w:tc>
@@ -20771,7 +20860,7 @@
                 <w:i w:val="0"/>
                 <w:sz w:val="15"/>
               </w:rPr>
-              <w:t>betweenness k=256</w:t>
+              <w:t>400 trees · depth 4</w:t>
             </w:r>
           </w:p>
         </w:tc>
@@ -20791,7 +20880,7 @@
                 <w:i w:val="0"/>
                 <w:sz w:val="12"/>
               </w:rPr>
-              <w:t>src/hcp_targeting/cli.py:198</w:t>
+              <w:t>src/hcp_targeting/evaluate.py:88-90</w:t>
             </w:r>
             <w:r>
               <w:rPr>
@@ -20799,7 +20888,7 @@
                 <w:i w:val="0"/>
                 <w:sz w:val="15"/>
               </w:rPr>
-              <w:t xml:space="preserve"> · --betweenness-k default</w:t>
+              <w:t xml:space="preserve"> · n_estimators, max_depth</w:t>
             </w:r>
           </w:p>
         </w:tc>
@@ -20860,7 +20949,7 @@
                 <w:i w:val="0"/>
                 <w:sz w:val="12"/>
               </w:rPr>
-              <w:t>F-19</w:t>
+              <w:t>F-20</w:t>
             </w:r>
           </w:p>
         </w:tc>
@@ -20880,7 +20969,7 @@
                 <w:i w:val="0"/>
                 <w:sz w:val="15"/>
               </w:rPr>
-              <w:t>400 trees · depth 4</w:t>
+              <w:t>nine model variants · 7 feature sets + 2 controls · 45 fits</w:t>
             </w:r>
           </w:p>
         </w:tc>
@@ -20901,7 +20990,7 @@
                 <w:i w:val="0"/>
                 <w:sz w:val="12"/>
               </w:rPr>
-              <w:t>src/hcp_targeting/evaluate.py:88-90</w:t>
+              <w:t>src/hcp_targeting/evaluate.py (ARMS); cli.py:98 (ARMS[2], ARMS[5]); outputs/ablation.csv</w:t>
             </w:r>
             <w:r>
               <w:rPr>
@@ -20909,7 +20998,7 @@
                 <w:i w:val="0"/>
                 <w:sz w:val="15"/>
               </w:rPr>
-              <w:t xml:space="preserve"> · n_estimators, max_depth</w:t>
+              <w:t xml:space="preserve"> · 7 Arm(...) + 2 control rows</w:t>
             </w:r>
           </w:p>
         </w:tc>
@@ -20929,7 +21018,7 @@
                 <w:i w:val="0"/>
                 <w:sz w:val="15"/>
               </w:rPr>
-              <w:t>-</w:t>
+              <w:t>(7 + 2) x 5 folds = 45</w:t>
             </w:r>
           </w:p>
         </w:tc>
@@ -20971,7 +21060,7 @@
                 <w:i w:val="0"/>
                 <w:sz w:val="12"/>
               </w:rPr>
-              <w:t>F-20</w:t>
+              <w:t>F-21</w:t>
             </w:r>
           </w:p>
         </w:tc>
@@ -20990,7 +21079,7 @@
                 <w:i w:val="0"/>
                 <w:sz w:val="15"/>
               </w:rPr>
-              <w:t>nine model arms · 7 arms + 2 controls · 45 fits</w:t>
+              <w:t>32-d walks · 2 × SAGEConv</w:t>
             </w:r>
           </w:p>
         </w:tc>
@@ -21010,7 +21099,7 @@
                 <w:i w:val="0"/>
                 <w:sz w:val="12"/>
               </w:rPr>
-              <w:t>src/hcp_targeting/evaluate.py (ARMS); cli.py:98 (ARMS[2], ARMS[5]); outputs/ablation.csv</w:t>
+              <w:t>src/hcp_targeting/cli.py:197; embeddings.py:131-133</w:t>
             </w:r>
             <w:r>
               <w:rPr>
@@ -21018,7 +21107,7 @@
                 <w:i w:val="0"/>
                 <w:sz w:val="15"/>
               </w:rPr>
-              <w:t xml:space="preserve"> · 7 Arm(...) + 2 control rows</w:t>
+              <w:t xml:space="preserve"> · --dim 32; conv1, conv2 = SAGEConv</w:t>
             </w:r>
           </w:p>
         </w:tc>
@@ -21037,7 +21126,7 @@
                 <w:i w:val="0"/>
                 <w:sz w:val="15"/>
               </w:rPr>
-              <w:t>(7 + 2) x 5 folds = 45</w:t>
+              <w:t>-</w:t>
             </w:r>
           </w:p>
         </w:tc>
@@ -21079,7 +21168,7 @@
                 <w:i w:val="0"/>
                 <w:sz w:val="12"/>
               </w:rPr>
-              <w:t>F-21</w:t>
+              <w:t>F-22</w:t>
             </w:r>
           </w:p>
         </w:tc>
@@ -21099,7 +21188,7 @@
                 <w:i w:val="0"/>
                 <w:sz w:val="15"/>
               </w:rPr>
-              <w:t>32-d walks · 2 × SAGEConv</w:t>
+              <w:t>1,000 or 4,000 calls</w:t>
             </w:r>
           </w:p>
         </w:tc>
@@ -21120,7 +21209,7 @@
                 <w:i w:val="0"/>
                 <w:sz w:val="12"/>
               </w:rPr>
-              <w:t>src/hcp_targeting/cli.py:197; embeddings.py:131-133</w:t>
+              <w:t>outputs/summary.json</w:t>
             </w:r>
             <w:r>
               <w:rPr>
@@ -21128,7 +21217,7 @@
                 <w:i w:val="0"/>
                 <w:sz w:val="15"/>
               </w:rPr>
-              <w:t xml:space="preserve"> · --dim 32; conv1, conv2 = SAGEConv</w:t>
+              <w:t xml:space="preserve"> · budgets</w:t>
             </w:r>
           </w:p>
         </w:tc>
@@ -21190,7 +21279,7 @@
                 <w:i w:val="0"/>
                 <w:sz w:val="12"/>
               </w:rPr>
-              <w:t>F-22</w:t>
+              <w:t>F-23</w:t>
             </w:r>
           </w:p>
         </w:tc>
@@ -21209,7 +21298,7 @@
                 <w:i w:val="0"/>
                 <w:sz w:val="15"/>
               </w:rPr>
-              <w:t>k = 1,000 · 4,000</w:t>
+              <w:t>200 resamples · 95% range / 95% ranges from 200 resamples</w:t>
             </w:r>
           </w:p>
         </w:tc>
@@ -21229,7 +21318,7 @@
                 <w:i w:val="0"/>
                 <w:sz w:val="12"/>
               </w:rPr>
-              <w:t>outputs/summary.json</w:t>
+              <w:t>src/hcp_targeting/cli.py:201; evaluate.py:52</w:t>
             </w:r>
             <w:r>
               <w:rPr>
@@ -21237,7 +21326,7 @@
                 <w:i w:val="0"/>
                 <w:sz w:val="15"/>
               </w:rPr>
-              <w:t xml:space="preserve"> · budgets</w:t>
+              <w:t xml:space="preserve"> · --n-boot default 200; percentiles 2.5/97.5</w:t>
             </w:r>
           </w:p>
         </w:tc>
@@ -21298,7 +21387,7 @@
                 <w:i w:val="0"/>
                 <w:sz w:val="12"/>
               </w:rPr>
-              <w:t>F-23</w:t>
+              <w:t>F-24</w:t>
             </w:r>
           </w:p>
         </w:tc>
@@ -21318,7 +21407,7 @@
                 <w:i w:val="0"/>
                 <w:sz w:val="15"/>
               </w:rPr>
-              <w:t>200 resamples · 95% CI</w:t>
+              <w:t>full run ≈ 403 s · 10-core laptop</w:t>
             </w:r>
           </w:p>
         </w:tc>
@@ -21339,7 +21428,7 @@
                 <w:i w:val="0"/>
                 <w:sz w:val="12"/>
               </w:rPr>
-              <w:t>src/hcp_targeting/cli.py:201; evaluate.py:52</w:t>
+              <w:t>README line 178</w:t>
             </w:r>
             <w:r>
               <w:rPr>
@@ -21347,7 +21436,7 @@
                 <w:i w:val="0"/>
                 <w:sz w:val="15"/>
               </w:rPr>
-              <w:t xml:space="preserve"> · --n-boot default 200; percentiles 2.5/97.5</w:t>
+              <w:t xml:space="preserve"> · README text</w:t>
             </w:r>
           </w:p>
         </w:tc>
@@ -21409,7 +21498,7 @@
                 <w:i w:val="0"/>
                 <w:sz w:val="12"/>
               </w:rPr>
-              <w:t>F-24</w:t>
+              <w:t>F-25</w:t>
             </w:r>
           </w:p>
         </w:tc>
@@ -21428,7 +21517,7 @@
                 <w:i w:val="0"/>
                 <w:sz w:val="15"/>
               </w:rPr>
-              <w:t>full run ≈ 403 s · 10-core laptop</w:t>
+              <w:t>one command runs it all on a CPU / RUNS ON A LAPTOP CPU</w:t>
             </w:r>
           </w:p>
         </w:tc>
@@ -21448,7 +21537,7 @@
                 <w:i w:val="0"/>
                 <w:sz w:val="12"/>
               </w:rPr>
-              <w:t>README line 178</w:t>
+              <w:t>README 'Running it'</w:t>
             </w:r>
             <w:r>
               <w:rPr>
@@ -21517,7 +21606,7 @@
                 <w:i w:val="0"/>
                 <w:sz w:val="12"/>
               </w:rPr>
-              <w:t>F-25</w:t>
+              <w:t>F-26</w:t>
             </w:r>
           </w:p>
         </w:tc>
@@ -21537,7 +21626,7 @@
                 <w:i w:val="0"/>
                 <w:sz w:val="15"/>
               </w:rPr>
-              <w:t>CPU only, no GPU or API key / RUNS ON A LAPTOP CPU</w:t>
+              <w:t>fallback: today's decile list</w:t>
             </w:r>
           </w:p>
         </w:tc>
@@ -21558,7 +21647,7 @@
                 <w:i w:val="0"/>
                 <w:sz w:val="12"/>
               </w:rPr>
-              <w:t>README 'Running it'</w:t>
+              <w:t>src/hcp_targeting/cli.py:83-84</w:t>
             </w:r>
             <w:r>
               <w:rPr>
@@ -21566,7 +21655,7 @@
                 <w:i w:val="0"/>
                 <w:sz w:val="15"/>
               </w:rPr>
-              <w:t xml:space="preserve"> · README text</w:t>
+              <w:t xml:space="preserve"> · rule = decile * 1e6 + annual_class_rx</w:t>
             </w:r>
           </w:p>
         </w:tc>
@@ -21628,7 +21717,7 @@
                 <w:i w:val="0"/>
                 <w:sz w:val="12"/>
               </w:rPr>
-              <w:t>F-26</w:t>
+              <w:t>F-27</w:t>
             </w:r>
           </w:p>
         </w:tc>
@@ -21647,7 +21736,7 @@
                 <w:i w:val="0"/>
                 <w:sz w:val="15"/>
               </w:rPr>
-              <w:t>fallback: decile, then annual Rx (today's list)</w:t>
+              <w:t>practice + peers · no own label · train labels only</w:t>
             </w:r>
           </w:p>
         </w:tc>
@@ -21667,7 +21756,7 @@
                 <w:i w:val="0"/>
                 <w:sz w:val="12"/>
               </w:rPr>
-              <w:t>src/hcp_targeting/cli.py:83-84</w:t>
+              <w:t>src/hcp_targeting/features.py:153-184; tests/test_leakage.py</w:t>
             </w:r>
             <w:r>
               <w:rPr>
@@ -21675,7 +21764,7 @@
                 <w:i w:val="0"/>
                 <w:sz w:val="15"/>
               </w:rPr>
-              <w:t xml:space="preserve"> · rule = decile * 1e6 + annual_class_rx</w:t>
+              <w:t xml:space="preserve"> · inner_folds = 5</w:t>
             </w:r>
           </w:p>
         </w:tc>
@@ -21736,7 +21825,7 @@
                 <w:i w:val="0"/>
                 <w:sz w:val="12"/>
               </w:rPr>
-              <w:t>F-27</w:t>
+              <w:t>F-28</w:t>
             </w:r>
           </w:p>
         </w:tc>
@@ -21756,7 +21845,7 @@
                 <w:i w:val="0"/>
                 <w:sz w:val="15"/>
               </w:rPr>
-              <w:t>practice + peers · no own label · train labels only</w:t>
+              <w:t>generate() · seed 7</w:t>
             </w:r>
           </w:p>
         </w:tc>
@@ -21777,7 +21866,7 @@
                 <w:i w:val="0"/>
                 <w:sz w:val="12"/>
               </w:rPr>
-              <w:t>src/hcp_targeting/features.py:153-184; tests/test_leakage.py</w:t>
+              <w:t>outputs/summary.json</w:t>
             </w:r>
             <w:r>
               <w:rPr>
@@ -21785,7 +21874,7 @@
                 <w:i w:val="0"/>
                 <w:sz w:val="15"/>
               </w:rPr>
-              <w:t xml:space="preserve"> · inner_folds = 5</w:t>
+              <w:t xml:space="preserve"> · seed</w:t>
             </w:r>
           </w:p>
         </w:tc>
@@ -21813,113 +21902,6 @@
           <w:tcPr>
             <w:tcW w:type="dxa" w:w="850"/>
             <w:shd w:val="clear" w:color="auto" w:fill="F3F4F6"/>
-          </w:tcPr>
-          <w:p>
-            <w:pPr>
-              <w:spacing w:after="0"/>
-            </w:pPr>
-            <w:r/>
-            <w:r>
-              <w:rPr>
-                <w:b w:val="0"/>
-                <w:i w:val="0"/>
-                <w:sz w:val="15"/>
-              </w:rPr>
-              <w:t>✓</w:t>
-            </w:r>
-          </w:p>
-        </w:tc>
-      </w:tr>
-      <w:tr>
-        <w:tc>
-          <w:tcPr>
-            <w:tcW w:type="dxa" w:w="624"/>
-          </w:tcPr>
-          <w:p>
-            <w:pPr>
-              <w:spacing w:after="0"/>
-            </w:pPr>
-            <w:r/>
-            <w:r>
-              <w:rPr>
-                <w:rFonts w:ascii="JetBrains Mono" w:hAnsi="JetBrains Mono" w:eastAsia="JetBrains Mono"/>
-                <w:b w:val="0"/>
-                <w:i w:val="0"/>
-                <w:sz w:val="12"/>
-              </w:rPr>
-              <w:t>F-28</w:t>
-            </w:r>
-          </w:p>
-        </w:tc>
-        <w:tc>
-          <w:tcPr>
-            <w:tcW w:type="dxa" w:w="1928"/>
-          </w:tcPr>
-          <w:p>
-            <w:pPr>
-              <w:spacing w:after="0"/>
-            </w:pPr>
-            <w:r/>
-            <w:r>
-              <w:rPr>
-                <w:b w:val="0"/>
-                <w:i w:val="0"/>
-                <w:sz w:val="15"/>
-              </w:rPr>
-              <w:t>generate() · seed 7</w:t>
-            </w:r>
-          </w:p>
-        </w:tc>
-        <w:tc>
-          <w:tcPr>
-            <w:tcW w:type="dxa" w:w="3402"/>
-          </w:tcPr>
-          <w:p>
-            <w:pPr>
-              <w:spacing w:after="0"/>
-            </w:pPr>
-            <w:r/>
-            <w:r>
-              <w:rPr>
-                <w:rFonts w:ascii="JetBrains Mono" w:hAnsi="JetBrains Mono" w:eastAsia="JetBrains Mono"/>
-                <w:b w:val="0"/>
-                <w:i w:val="0"/>
-                <w:sz w:val="12"/>
-              </w:rPr>
-              <w:t>outputs/summary.json</w:t>
-            </w:r>
-            <w:r>
-              <w:rPr>
-                <w:b w:val="0"/>
-                <w:i w:val="0"/>
-                <w:sz w:val="15"/>
-              </w:rPr>
-              <w:t xml:space="preserve"> · seed</w:t>
-            </w:r>
-          </w:p>
-        </w:tc>
-        <w:tc>
-          <w:tcPr>
-            <w:tcW w:type="dxa" w:w="3061"/>
-          </w:tcPr>
-          <w:p>
-            <w:pPr>
-              <w:spacing w:after="0"/>
-            </w:pPr>
-            <w:r/>
-            <w:r>
-              <w:rPr>
-                <w:b w:val="0"/>
-                <w:i w:val="0"/>
-                <w:sz w:val="15"/>
-              </w:rPr>
-              <w:t>-</w:t>
-            </w:r>
-          </w:p>
-        </w:tc>
-        <w:tc>
-          <w:tcPr>
-            <w:tcW w:type="dxa" w:w="850"/>
           </w:tcPr>
           <w:p>
             <w:pPr>
@@ -21999,7 +21981,7 @@
           <w:i w:val="0"/>
           <w:sz w:val="18"/>
         </w:rPr>
-        <w:t>• Packets moving along the edges follow execution order but their speed is decorative; the fold counter shows the 5 folds, not wall-clock time.</w:t>
+        <w:t>• Packets moving along the edges follow execution order but their speed is decorative; the round counter shows the 5 folds, not wall-clock time.</w:t>
       </w:r>
     </w:p>
     <w:p>
@@ -22027,7 +22009,21 @@
           <w:i w:val="0"/>
           <w:sz w:val="18"/>
         </w:rPr>
-        <w:t>• 'Call plan' is the top-k of the out-of-fold scores (what captured_at_budget counts); the repo does not write a plan file — the demo's export script does (slide 07).</w:t>
+        <w:t>• 'Call plan' is the top 1,000 of the out-of-fold scores (what captured_at_budget counts); the repo does not write a plan file — the demo's export script does (slide 07).</w:t>
+      </w:r>
+    </w:p>
+    <w:p>
+      <w:pPr>
+        <w:spacing w:after="20"/>
+        <w:ind w:left="283"/>
+      </w:pPr>
+      <w:r>
+        <w:rPr>
+          <w:b w:val="0"/>
+          <w:i w:val="0"/>
+          <w:sz w:val="18"/>
+        </w:rPr>
+        <w:t>• During the critical-path phase the other boxes dim to 75% opacity (text stays above 4.5:1 contrast).</w:t>
       </w:r>
     </w:p>
     <w:p>
@@ -22061,7 +22057,7 @@
           <w:color w:val="4B5563"/>
           <w:sz w:val="18"/>
         </w:rPr>
-        <w:t xml:space="preserve">41.6-56.2 s · composition </w:t>
+        <w:t xml:space="preserve">42.0-56.6 s · composition </w:t>
       </w:r>
       <w:r>
         <w:rPr>
@@ -22191,7 +22187,7 @@
           <w:color w:val="4B5563"/>
           <w:sz w:val="18"/>
         </w:rPr>
-        <w:t>Converters cluster inside practices.</w:t>
+        <w:t>Phase A: Converters cluster inside practices.</w:t>
       </w:r>
     </w:p>
     <w:p>
@@ -22206,7 +22202,7 @@
           <w:color w:val="4B5563"/>
           <w:sz w:val="18"/>
         </w:rPr>
-        <w:t>Network panel: 590 of 1,834 HCPs in one regional block · 1,304 ties</w:t>
+        <w:t>Each dot is a doctor, coloured by practice group; ringed dots converted. On the right, a longer bar = more converted.</w:t>
       </w:r>
     </w:p>
     <w:p>
@@ -22221,7 +22217,7 @@
           <w:color w:val="4B5563"/>
           <w:sz w:val="18"/>
         </w:rPr>
-        <w:t>CONVERTED, BY COMMUNITY: 9 of 59 15.3% · 7 of 68 10.3% · 6 of 60 10.0% · 4 of 64 6.2% · 4 of 87 4.6% · 4 of 97 4.1% · 2 of 78 2.6% · 2 of 79 2.5% · all 20,000 HCPs: 8.1%</w:t>
+        <w:t>Network panel: 590 of 1,834 doctors in one region · 1,304 ties</w:t>
       </w:r>
     </w:p>
     <w:p>
@@ -22236,7 +22232,7 @@
           <w:color w:val="4B5563"/>
           <w:sz w:val="18"/>
         </w:rPr>
-        <w:t>● converted · ● not yet · communities found from ties alone (Louvain)</w:t>
+        <w:t>CONVERTED, BY PRACTICE GROUP: 9 of 59 15.3% · 7 of 68 10.3% · 6 of 60 10.0% · 4 of 64 6.2% · 4 of 87 4.6% · 4 of 97 4.1% · 2 of 78 2.6% · 2 of 79 2.5% · all 20,000: 8.1%</w:t>
       </w:r>
     </w:p>
     <w:p>
@@ -22251,7 +22247,7 @@
           <w:color w:val="4B5563"/>
           <w:sz w:val="18"/>
         </w:rPr>
-        <w:t>CONVERTERS REACHED WITH 1,000 CALLS (5% OF 20,000) · AUC: Decile list today 126 0.623 · Profile + decile XGBoost 166 0.641 · + centrality 188 0.658 · + conversion rates (graph features) 189 0.668 · + node2vec 202 0.676 · + node2vec + GraphSAGE 212 0.674 · Shuffled control (graph features) 146 0.633 · Ceiling (true propensity) 322 0.761</w:t>
+        <w:t>● converted · ● not yet · groups found from shared-patient ties alone</w:t>
       </w:r>
     </w:p>
     <w:p>
@@ -22266,7 +22262,52 @@
           <w:color w:val="4B5563"/>
           <w:sz w:val="18"/>
         </w:rPr>
-        <w:t>5-fold out-of-fold scores · seed 7 · outputs/ablation.csv</w:t>
+        <w:t>Phase B: Graph features reach more converters; a shuffled graph does not.</w:t>
+      </w:r>
+    </w:p>
+    <w:p>
+      <w:pPr>
+        <w:spacing w:after="20"/>
+        <w:ind w:left="283"/>
+      </w:pPr>
+      <w:r>
+        <w:rPr>
+          <w:b w:val="0"/>
+          <w:i w:val="0"/>
+          <w:color w:val="4B5563"/>
+          <w:sz w:val="18"/>
+        </w:rPr>
+        <w:t>Converters among the 1,000 doctors each list would call: longer is better. AUC = how well it ranks switchers; higher is better.</w:t>
+      </w:r>
+    </w:p>
+    <w:p>
+      <w:pPr>
+        <w:spacing w:after="20"/>
+        <w:ind w:left="283"/>
+      </w:pPr>
+      <w:r>
+        <w:rPr>
+          <w:b w:val="0"/>
+          <w:i w:val="0"/>
+          <w:color w:val="4B5563"/>
+          <w:sz w:val="18"/>
+        </w:rPr>
+        <w:t>CONVERTERS REACHED WITH 1,000 CALLS (5% OF 20,000) · AUC ↑: Decile list today 126 0.623 · Profile + decile (model, no network) 166 0.641 · + centrality (who is well connected) 188 0.658 · + conversion rates (graph features) 189 0.668 · + node2vec 202 0.676 · + node2vec + GraphSAGE 212 0.674 · Shuffled control (graph features) 146 0.633 · Ceiling (the true odds) 322 0.761</w:t>
+      </w:r>
+    </w:p>
+    <w:p>
+      <w:pPr>
+        <w:spacing w:after="20"/>
+        <w:ind w:left="283"/>
+      </w:pPr>
+      <w:r>
+        <w:rPr>
+          <w:b w:val="0"/>
+          <w:i w:val="0"/>
+          <w:color w:val="4B5563"/>
+          <w:sz w:val="18"/>
+        </w:rPr>
+        <w:t>Every doctor is scored by a model that never saw them (5 test rounds) · seed 7 · outputs/ablation.csv</w:t>
       </w:r>
     </w:p>
     <w:p>
@@ -22442,7 +22483,7 @@
                 <w:i w:val="0"/>
                 <w:sz w:val="15"/>
               </w:rPr>
-              <w:t>only 8.1% convert to the new drug / all 20,000 HCPs: 8.1%</w:t>
+              <w:t>only 8.1% convert to the new drug / all 20,000: 8.1%</w:t>
             </w:r>
           </w:p>
         </w:tc>
@@ -22551,7 +22592,7 @@
                 <w:i w:val="0"/>
                 <w:sz w:val="15"/>
               </w:rPr>
-              <w:t>590 of 1,834 HCPs in one regional block · 1,304 ties</w:t>
+              <w:t>590 of 1,834 doctors in one region · 1,304 ties</w:t>
             </w:r>
           </w:p>
         </w:tc>
@@ -23716,6 +23757,113 @@
                 <w:sz w:val="15"/>
               </w:rPr>
               <w:t>✓</w:t>
+            </w:r>
+          </w:p>
+        </w:tc>
+      </w:tr>
+      <w:tr>
+        <w:tc>
+          <w:tcPr>
+            <w:tcW w:type="dxa" w:w="624"/>
+          </w:tcPr>
+          <w:p>
+            <w:pPr>
+              <w:spacing w:after="0"/>
+            </w:pPr>
+            <w:r/>
+            <w:r>
+              <w:rPr>
+                <w:rFonts w:ascii="JetBrains Mono" w:hAnsi="JetBrains Mono" w:eastAsia="JetBrains Mono"/>
+                <w:b w:val="0"/>
+                <w:i w:val="0"/>
+                <w:sz w:val="12"/>
+              </w:rPr>
+              <w:t>F-63</w:t>
+            </w:r>
+          </w:p>
+        </w:tc>
+        <w:tc>
+          <w:tcPr>
+            <w:tcW w:type="dxa" w:w="1928"/>
+          </w:tcPr>
+          <w:p>
+            <w:pPr>
+              <w:spacing w:after="0"/>
+            </w:pPr>
+            <w:r/>
+            <w:r>
+              <w:rPr>
+                <w:b w:val="0"/>
+                <w:i w:val="0"/>
+                <w:sz w:val="15"/>
+              </w:rPr>
+              <w:t>AUC = how well a score ranks converters (switchers) above the rest; higher is better; 0.5 = a coin flip</w:t>
+            </w:r>
+          </w:p>
+        </w:tc>
+        <w:tc>
+          <w:tcPr>
+            <w:tcW w:type="dxa" w:w="3402"/>
+          </w:tcPr>
+          <w:p>
+            <w:pPr>
+              <w:spacing w:after="0"/>
+            </w:pPr>
+            <w:r/>
+            <w:r>
+              <w:rPr>
+                <w:rFonts w:ascii="JetBrains Mono" w:hAnsi="JetBrains Mono" w:eastAsia="JetBrains Mono"/>
+                <w:b w:val="0"/>
+                <w:i w:val="0"/>
+                <w:sz w:val="12"/>
+              </w:rPr>
+              <w:t>standard definition of ROC AUC</w:t>
+            </w:r>
+            <w:r>
+              <w:rPr>
+                <w:b w:val="0"/>
+                <w:i w:val="0"/>
+                <w:sz w:val="15"/>
+              </w:rPr>
+              <w:t xml:space="preserve"> · -</w:t>
+            </w:r>
+          </w:p>
+        </w:tc>
+        <w:tc>
+          <w:tcPr>
+            <w:tcW w:type="dxa" w:w="3061"/>
+          </w:tcPr>
+          <w:p>
+            <w:pPr>
+              <w:spacing w:after="0"/>
+            </w:pPr>
+            <w:r/>
+            <w:r>
+              <w:rPr>
+                <w:b w:val="0"/>
+                <w:i w:val="0"/>
+                <w:sz w:val="15"/>
+              </w:rPr>
+              <w:t>-</w:t>
+            </w:r>
+          </w:p>
+        </w:tc>
+        <w:tc>
+          <w:tcPr>
+            <w:tcW w:type="dxa" w:w="850"/>
+          </w:tcPr>
+          <w:p>
+            <w:pPr>
+              <w:spacing w:after="0"/>
+            </w:pPr>
+            <w:r/>
+            <w:r>
+              <w:rPr>
+                <w:b w:val="0"/>
+                <w:i w:val="0"/>
+                <w:sz w:val="15"/>
+              </w:rPr>
+              <w:t>manual</w:t>
             </w:r>
           </w:p>
         </w:tc>
@@ -23785,7 +23933,7 @@
           <w:i w:val="0"/>
           <w:sz w:val="18"/>
         </w:rPr>
-        <w:t>• Community colours are arbitrary.</w:t>
+        <w:t>• Practice-group colours are arbitrary; groups are the level-1 Louvain communities.</w:t>
       </w:r>
     </w:p>
     <w:p>
@@ -23803,13 +23951,27 @@
       </w:r>
     </w:p>
     <w:p>
+      <w:pPr>
+        <w:spacing w:after="20"/>
+        <w:ind w:left="283"/>
+      </w:pPr>
       <w:r>
         <w:rPr>
           <w:b w:val="0"/>
           <w:i w:val="0"/>
           <w:sz w:val="18"/>
         </w:rPr>
-        <w:t>To change this slide: Re-run tools/export_call_plan.py + tools/inject_sheet.py for the network panel; LADDER array in compositions/s04-routes.html for the ladder.</w:t>
+        <w:t>• Phase A fades fully out before phase B's title appears.</w:t>
+      </w:r>
+    </w:p>
+    <w:p>
+      <w:r>
+        <w:rPr>
+          <w:b w:val="0"/>
+          <w:i w:val="0"/>
+          <w:sz w:val="18"/>
+        </w:rPr>
+        <w:t>To change this slide: Re-run tools/export_call_plan.py + tools/inject_sheet.py for the network panel; LADDER array and #routes-title-b / #routes-sub-b in compositions/s04-routes.html for the ladder.</w:t>
       </w:r>
     </w:p>
     <w:p>
@@ -23833,7 +23995,7 @@
           <w:color w:val="4B5563"/>
           <w:sz w:val="18"/>
         </w:rPr>
-        <w:t xml:space="preserve">55.9-68.9 s · composition </w:t>
+        <w:t xml:space="preserve">56.3-69.3 s · composition </w:t>
       </w:r>
       <w:r>
         <w:rPr>
@@ -23939,7 +24101,7 @@
           <w:color w:val="4B5563"/>
           <w:sz w:val="18"/>
         </w:rPr>
-        <w:t>CALL PLAN · NEXT CYCLE · TOP 1,000 OF 20,000 HCPS — columns RANK, HCP, SPECIALTY, REG, DECILE, DECILE LIST #, SCORE, PRACTICE RATE, PEERS ✓</w:t>
+        <w:t>Each row is one doctor to call, highest score (chance to convert) first. Decile list # = where today's list ranks them.</w:t>
       </w:r>
     </w:p>
     <w:p>
@@ -23954,7 +24116,7 @@
           <w:color w:val="4B5563"/>
           <w:sz w:val="18"/>
         </w:rPr>
-        <w:t>#1 HCP 16728 Nephrology R01 5 #4,342 0.51 13% 6</w:t>
+        <w:t>CALL PLAN · NEXT CYCLE · TOP 1,000 OF 20,000 DOCTORS — columns RANK, DOCTOR, SPECIALTY, DECILE, DECILE LIST #, SCORE, PRACTICE RATE, PEERS SWITCHED</w:t>
       </w:r>
     </w:p>
     <w:p>
@@ -23969,7 +24131,7 @@
           <w:color w:val="4B5563"/>
           <w:sz w:val="18"/>
         </w:rPr>
-        <w:t>#2 HCP 10679 Primary care R04 2 #10,743 0.49 19% 3</w:t>
+        <w:t>#1 Dr 16728 Nephrology 5 #4,342 0.51 13% 6</w:t>
       </w:r>
     </w:p>
     <w:p>
@@ -23984,7 +24146,7 @@
           <w:color w:val="4B5563"/>
           <w:sz w:val="18"/>
         </w:rPr>
-        <w:t>#3 HCP 01749 Internal med. R10 5 #4,356 0.49 17% 2</w:t>
+        <w:t>#2 Dr 10679 Primary care 2 #10,743 0.49 19% 3</w:t>
       </w:r>
     </w:p>
     <w:p>
@@ -23999,7 +24161,7 @@
           <w:color w:val="4B5563"/>
           <w:sz w:val="18"/>
         </w:rPr>
-        <w:t>#4 HCP 19221 Nephrology R06 7 #2,225 0.48 15% 3</w:t>
+        <w:t>#3 Dr 01749 Internal med. 5 #4,356 0.49 17% 2</w:t>
       </w:r>
     </w:p>
     <w:p>
@@ -24014,7 +24176,7 @@
           <w:color w:val="4B5563"/>
           <w:sz w:val="18"/>
         </w:rPr>
-        <w:t>#5 HCP 18923 Cardiology R04 5 #4,608 0.48 23% 3</w:t>
+        <w:t>#4 Dr 19221 Nephrology 7 #2,225 0.48 15% 3</w:t>
       </w:r>
     </w:p>
     <w:p>
@@ -24029,7 +24191,7 @@
           <w:color w:val="4B5563"/>
           <w:sz w:val="18"/>
         </w:rPr>
-        <w:t>#6 HCP 04338 Primary care R04 8 #1,610 0.48 20% 4</w:t>
+        <w:t>#5 Dr 18923 Cardiology 5 #4,608 0.48 23% 3</w:t>
       </w:r>
     </w:p>
     <w:p>
@@ -24044,7 +24206,22 @@
           <w:color w:val="4B5563"/>
           <w:sz w:val="18"/>
         </w:rPr>
-        <w:t>+ 994 more on this plan · 848 of the 1,000 are not in the decile list's top 1,000</w:t>
+        <w:t>#6 Dr 04338 Primary care 8 #1,610 0.48 20% 4</w:t>
+      </w:r>
+    </w:p>
+    <w:p>
+      <w:pPr>
+        <w:spacing w:after="20"/>
+        <w:ind w:left="283"/>
+      </w:pPr>
+      <w:r>
+        <w:rPr>
+          <w:b w:val="0"/>
+          <w:i w:val="0"/>
+          <w:color w:val="4B5563"/>
+          <w:sz w:val="18"/>
+        </w:rPr>
+        <w:t>+ 994 more · 848 of the 1,000 are not in the decile list's top 1,000</w:t>
       </w:r>
     </w:p>
     <w:p>
@@ -24074,7 +24251,7 @@
           <w:color w:val="4B5563"/>
           <w:sz w:val="18"/>
         </w:rPr>
-        <w:t>FIELD REP · THIS CYCLE: 29 of 100 HCPs here are planned · called: 29 · switched: 6</w:t>
+        <w:t>FIELD REP · THIS CYCLE: 29 of 100 doctors here on the plan · called: 29 · switched: 6</w:t>
       </w:r>
     </w:p>
     <w:p>
@@ -24089,7 +24266,7 @@
           <w:color w:val="4B5563"/>
           <w:sz w:val="18"/>
         </w:rPr>
-        <w:t>ONE PRACTICE COMMUNITY · SHARED PATIENTS</w:t>
+        <w:t>ONE PRACTICE GROUP · SHARED PATIENTS</w:t>
       </w:r>
     </w:p>
     <w:p>
@@ -24389,7 +24566,7 @@
                 <w:i w:val="0"/>
                 <w:sz w:val="15"/>
               </w:rPr>
-              <w:t>#1 HCP 16728 … #6 HCP 04338</w:t>
+              <w:t>#1 Dr 16728 … #6 Dr 04338</w:t>
             </w:r>
           </w:p>
         </w:tc>
@@ -24438,7 +24615,7 @@
                 <w:i w:val="0"/>
                 <w:sz w:val="15"/>
               </w:rPr>
-              <w:t>score = out-of-fold p(convert); practice rate = fold-built community_conv_rate_l1 as the HCP saw it when held out; PEERS ✓ = nbr_converted</w:t>
+              <w:t>score = out-of-fold p(convert); practice rate = fold-built community_conv_rate_l1 as the HCP saw it when held out; PEERS SWITCHED = nbr_converted</w:t>
             </w:r>
           </w:p>
         </w:tc>
@@ -24499,7 +24676,7 @@
                 <w:i w:val="0"/>
                 <w:sz w:val="15"/>
               </w:rPr>
-              <w:t>+ 994 more on this plan</w:t>
+              <w:t>+ 994 more</w:t>
             </w:r>
           </w:p>
         </w:tc>
@@ -24827,7 +25004,7 @@
                 <w:i w:val="0"/>
                 <w:sz w:val="15"/>
               </w:rPr>
-              <w:t>29 of 100 HCPs here are planned · called: 29 · switched: 6</w:t>
+              <w:t>29 of 100 doctors here on the plan · called: 29 · switched: 6</w:t>
             </w:r>
           </w:p>
         </w:tc>
@@ -24937,7 +25114,7 @@
                 <w:i w:val="0"/>
                 <w:sz w:val="15"/>
               </w:rPr>
-              <w:t>TOP 1,000 OF 20,000 HCPS</w:t>
+              <w:t>TOP 1,000 OF 20,000 DOCTORS</w:t>
             </w:r>
           </w:p>
         </w:tc>
@@ -25048,7 +25225,7 @@
           <w:i w:val="0"/>
           <w:sz w:val="18"/>
         </w:rPr>
-        <w:t>• HCP numbers are the generator's synthetic hcp_id values (no real people).</w:t>
+        <w:t>• 'Dr' numbers are the generator's synthetic hcp_id values (no real people).</w:t>
       </w:r>
     </w:p>
     <w:p>
@@ -25094,6 +25271,20 @@
       </w:r>
     </w:p>
     <w:p>
+      <w:pPr>
+        <w:spacing w:after="20"/>
+        <w:ind w:left="283"/>
+      </w:pPr>
+      <w:r>
+        <w:rPr>
+          <w:b w:val="0"/>
+          <w:i w:val="0"/>
+          <w:sz w:val="18"/>
+        </w:rPr>
+        <w:t>• The region column was dropped from the sheet for width; the rows' regions are still checked against data/hcps.csv (F-40).</w:t>
+      </w:r>
+    </w:p>
+    <w:p>
       <w:r>
         <w:rPr>
           <w:b w:val="0"/>
@@ -25124,7 +25315,7 @@
           <w:color w:val="4B5563"/>
           <w:sz w:val="18"/>
         </w:rPr>
-        <w:t xml:space="preserve">68.6-77.4 s · composition </w:t>
+        <w:t xml:space="preserve">69.0-77.8 s · composition </w:t>
       </w:r>
       <w:r>
         <w:rPr>
@@ -25200,7 +25391,7 @@
           <w:color w:val="4B5563"/>
           <w:sz w:val="18"/>
         </w:rPr>
-        <w:t>08 · RESULTS · 20,000 HCPS, OUT-OF-FOLD</w:t>
+        <w:t>08 · RESULTS · 20,000 DOCTORS, HELD-OUT SCORES</w:t>
       </w:r>
     </w:p>
     <w:p>
@@ -25230,6 +25421,21 @@
           <w:color w:val="4B5563"/>
           <w:sz w:val="18"/>
         </w:rPr>
+        <w:t>AUC = how well a score ranks converters above the rest (0.5 = a coin flip); higher is better.</w:t>
+      </w:r>
+    </w:p>
+    <w:p>
+      <w:pPr>
+        <w:spacing w:after="20"/>
+        <w:ind w:left="283"/>
+      </w:pPr>
+      <w:r>
+        <w:rPr>
+          <w:b w:val="0"/>
+          <w:i w:val="0"/>
+          <w:color w:val="4B5563"/>
+          <w:sz w:val="18"/>
+        </w:rPr>
         <w:t>CALL PLAN +50% converters reached with 1,000 calls · decile list 126 → 189</w:t>
       </w:r>
     </w:p>
@@ -25245,7 +25451,7 @@
           <w:color w:val="4B5563"/>
           <w:sz w:val="18"/>
         </w:rPr>
-        <w:t>MODEL 0.668 AUC with graph features · +0.027 [+0.018, +0.037]</w:t>
+        <w:t>MODEL 0.668 AUC with graph features · range +0.018 to +0.037</w:t>
       </w:r>
     </w:p>
     <w:p>
@@ -25260,7 +25466,7 @@
           <w:color w:val="4B5563"/>
           <w:sz w:val="18"/>
         </w:rPr>
-        <w:t>SHUFFLED CONTROL 0.633 AUC once HCPs are moved on the graph · below profile-only 0.641</w:t>
+        <w:t>SHUFFLED CONTROL 0.633 AUC when doctors are shuffled on the graph · below no-network 0.641</w:t>
       </w:r>
     </w:p>
     <w:p>
@@ -25275,7 +25481,7 @@
           <w:color w:val="4B5563"/>
           <w:sz w:val="18"/>
         </w:rPr>
-        <w:t>HEADROOM 44% of the gap to the ceiling closed · 126 → 212 of 322</w:t>
+        <w:t>HEADROOM 44% of the gap to the best possible closed · 126 → 212, max 322</w:t>
       </w:r>
     </w:p>
     <w:p>
@@ -25290,7 +25496,7 @@
           <w:color w:val="4B5563"/>
           <w:sz w:val="18"/>
         </w:rPr>
-        <w:t>graph features beat profile-only on all 3 seeds: +0.025 to +0.039 AUC · paired bootstrap, 200 resamples</w:t>
+        <w:t>Graph features beat the no-network model on all 3 generated markets: +0.025 to +0.039 AUC · 95% ranges from 200 resamples</w:t>
       </w:r>
     </w:p>
     <w:p>
@@ -25575,7 +25781,7 @@
                 <w:i w:val="0"/>
                 <w:sz w:val="15"/>
               </w:rPr>
-              <w:t>200 resamples · 95% CI</w:t>
+              <w:t>200 resamples · 95% range / 95% ranges from 200 resamples</w:t>
             </w:r>
           </w:p>
         </w:tc>
@@ -26123,7 +26329,7 @@
                 <w:i w:val="0"/>
                 <w:sz w:val="15"/>
               </w:rPr>
-              <w:t>0.641 → 0.668 · +0.027 [+0.018, +0.037]</w:t>
+              <w:t>0.641 → 0.668 · range +0.018 to +0.037</w:t>
             </w:r>
           </w:p>
         </w:tc>
@@ -26232,7 +26438,7 @@
                 <w:i w:val="0"/>
                 <w:sz w:val="15"/>
               </w:rPr>
-              <w:t>0.633 · below profile-only 0.641</w:t>
+              <w:t>0.633 · below no-network 0.641</w:t>
             </w:r>
           </w:p>
         </w:tc>
@@ -26342,7 +26548,7 @@
                 <w:i w:val="0"/>
                 <w:sz w:val="15"/>
               </w:rPr>
-              <w:t>44% · 126 → 212 of 322</w:t>
+              <w:t>44% · 126 → 212, max 322</w:t>
             </w:r>
           </w:p>
         </w:tc>
@@ -26521,6 +26727,113 @@
                 <w:sz w:val="15"/>
               </w:rPr>
               <w:t>✓</w:t>
+            </w:r>
+          </w:p>
+        </w:tc>
+      </w:tr>
+      <w:tr>
+        <w:tc>
+          <w:tcPr>
+            <w:tcW w:type="dxa" w:w="624"/>
+          </w:tcPr>
+          <w:p>
+            <w:pPr>
+              <w:spacing w:after="0"/>
+            </w:pPr>
+            <w:r/>
+            <w:r>
+              <w:rPr>
+                <w:rFonts w:ascii="JetBrains Mono" w:hAnsi="JetBrains Mono" w:eastAsia="JetBrains Mono"/>
+                <w:b w:val="0"/>
+                <w:i w:val="0"/>
+                <w:sz w:val="12"/>
+              </w:rPr>
+              <w:t>F-63</w:t>
+            </w:r>
+          </w:p>
+        </w:tc>
+        <w:tc>
+          <w:tcPr>
+            <w:tcW w:type="dxa" w:w="1928"/>
+          </w:tcPr>
+          <w:p>
+            <w:pPr>
+              <w:spacing w:after="0"/>
+            </w:pPr>
+            <w:r/>
+            <w:r>
+              <w:rPr>
+                <w:b w:val="0"/>
+                <w:i w:val="0"/>
+                <w:sz w:val="15"/>
+              </w:rPr>
+              <w:t>AUC = how well a score ranks converters (switchers) above the rest; higher is better; 0.5 = a coin flip</w:t>
+            </w:r>
+          </w:p>
+        </w:tc>
+        <w:tc>
+          <w:tcPr>
+            <w:tcW w:type="dxa" w:w="3402"/>
+          </w:tcPr>
+          <w:p>
+            <w:pPr>
+              <w:spacing w:after="0"/>
+            </w:pPr>
+            <w:r/>
+            <w:r>
+              <w:rPr>
+                <w:rFonts w:ascii="JetBrains Mono" w:hAnsi="JetBrains Mono" w:eastAsia="JetBrains Mono"/>
+                <w:b w:val="0"/>
+                <w:i w:val="0"/>
+                <w:sz w:val="12"/>
+              </w:rPr>
+              <w:t>standard definition of ROC AUC</w:t>
+            </w:r>
+            <w:r>
+              <w:rPr>
+                <w:b w:val="0"/>
+                <w:i w:val="0"/>
+                <w:sz w:val="15"/>
+              </w:rPr>
+              <w:t xml:space="preserve"> · -</w:t>
+            </w:r>
+          </w:p>
+        </w:tc>
+        <w:tc>
+          <w:tcPr>
+            <w:tcW w:type="dxa" w:w="3061"/>
+          </w:tcPr>
+          <w:p>
+            <w:pPr>
+              <w:spacing w:after="0"/>
+            </w:pPr>
+            <w:r/>
+            <w:r>
+              <w:rPr>
+                <w:b w:val="0"/>
+                <w:i w:val="0"/>
+                <w:sz w:val="15"/>
+              </w:rPr>
+              <w:t>-</w:t>
+            </w:r>
+          </w:p>
+        </w:tc>
+        <w:tc>
+          <w:tcPr>
+            <w:tcW w:type="dxa" w:w="850"/>
+          </w:tcPr>
+          <w:p>
+            <w:pPr>
+              <w:spacing w:after="0"/>
+            </w:pPr>
+            <w:r/>
+            <w:r>
+              <w:rPr>
+                <w:b w:val="0"/>
+                <w:i w:val="0"/>
+                <w:sz w:val="15"/>
+              </w:rPr>
+              <w:t>manual</w:t>
             </w:r>
           </w:p>
         </w:tc>
@@ -26588,7 +26901,7 @@
         <w:pStyle w:val="Heading3"/>
       </w:pPr>
       <w:r>
-        <w:t>Slide 09: What didn't win</w:t>
+        <w:t>Slide 09: Lesson and fix</w:t>
       </w:r>
     </w:p>
     <w:p>
@@ -26599,7 +26912,7 @@
           <w:color w:val="4B5563"/>
           <w:sz w:val="18"/>
         </w:rPr>
-        <w:t xml:space="preserve">77.0-84.0 s · composition </w:t>
+        <w:t xml:space="preserve">77.4-86.4 s · composition </w:t>
       </w:r>
       <w:r>
         <w:rPr>
@@ -26609,7 +26922,7 @@
           <w:color w:val="4B5563"/>
           <w:sz w:val="15"/>
         </w:rPr>
-        <w:t>compositions/s06-twist.html (ROWS array)</w:t>
+        <w:t>compositions/s06-twist.html</w:t>
       </w:r>
     </w:p>
     <w:p>
@@ -26675,7 +26988,7 @@
           <w:color w:val="4B5563"/>
           <w:sz w:val="18"/>
         </w:rPr>
-        <w:t>09 · WHAT DIDN'T WIN</w:t>
+        <w:t>09 · LESSON AND FIX</w:t>
       </w:r>
     </w:p>
     <w:p>
@@ -26690,7 +27003,7 @@
           <w:color w:val="4B5563"/>
           <w:sz w:val="18"/>
         </w:rPr>
-        <w:t>Embeddings take 61% of split gain and add almost nothing.</w:t>
+        <w:t>Embeddings look vital but add little. So I test what each adds.</w:t>
       </w:r>
     </w:p>
     <w:p>
@@ -26705,7 +27018,7 @@
           <w:color w:val="4B5563"/>
           <w:sz w:val="18"/>
         </w:rPr>
-        <w:t>AUC added, with paired bootstrap 95% intervals (outputs/deltas.csv)</w:t>
+        <w:t>Three network feature blocks, judged two ways. AUC = how well a score ranks converters; higher is better.</w:t>
       </w:r>
     </w:p>
     <w:p>
@@ -26720,7 +27033,7 @@
           <w:color w:val="4B5563"/>
           <w:sz w:val="18"/>
         </w:rPr>
-        <w:t>Graph features vs profile + decile +0.027 · + node2vec vs graph features +0.008 · + GraphSAGE vs graph features -0.002 · + both vs graph features +0.005 · Embeddings instead vs graph features -0.010</w:t>
+        <w:t>THE LESSON · The trees lean on embeddings most · Share of split gain: how often the trees use a block · node2vec (network embedding) 40% TRAP · Graph features (built by hand) 23% · GraphSAGE (network embedding) 21%</w:t>
       </w:r>
     </w:p>
     <w:p>
@@ -26735,7 +27048,7 @@
           <w:color w:val="4B5563"/>
           <w:sz w:val="18"/>
         </w:rPr>
-        <w:t>share of split gain in the full model: node2vec 40% · SAGE 21% · 61%</w:t>
+        <w:t>Read as value, embeddings look like the core. Split gain counts use, not lift.</w:t>
       </w:r>
     </w:p>
     <w:p>
@@ -26750,7 +27063,37 @@
           <w:color w:val="4B5563"/>
           <w:sz w:val="18"/>
         </w:rPr>
-        <w:t>Why: the embeddings re-encode community membership the hand-built features already carry. Split gain counts splits, not value added.</w:t>
+        <w:t>THE FIX, IN THE REPO · Score each block by the AUC it adds · AUC added, same 20,000 doctors, dot = gain, line = 95% range · Graph features (vs no network) +0.027 LIFT · + node2vec (on graph features) +0.008 · + GraphSAGE (on graph features) -0.002</w:t>
+      </w:r>
+    </w:p>
+    <w:p>
+      <w:pPr>
+        <w:spacing w:after="20"/>
+        <w:ind w:left="283"/>
+      </w:pPr>
+      <w:r>
+        <w:rPr>
+          <w:b w:val="0"/>
+          <w:i w:val="0"/>
+          <w:color w:val="4B5563"/>
+          <w:sz w:val="18"/>
+        </w:rPr>
+        <w:t>Only the hand-built graph features add AUC with a range clear of zero.</w:t>
+      </w:r>
+    </w:p>
+    <w:p>
+      <w:pPr>
+        <w:spacing w:after="20"/>
+        <w:ind w:left="283"/>
+      </w:pPr>
+      <w:r>
+        <w:rPr>
+          <w:b w:val="0"/>
+          <w:i w:val="0"/>
+          <w:color w:val="4B5563"/>
+          <w:sz w:val="18"/>
+        </w:rPr>
+        <w:t>PAYOFF · Graph features: AUC 0.641 → 0.668, 189 vs 166 converters per 1,000 calls · NEXT supervised GraphSAGE</w:t>
       </w:r>
     </w:p>
     <w:p>
@@ -26926,7 +27269,7 @@
                 <w:i w:val="0"/>
                 <w:sz w:val="15"/>
               </w:rPr>
-              <w:t>+0.027</w:t>
+              <w:t>Graph features vs no network +0.027 (line +0.018 to +0.037) LIFT</w:t>
             </w:r>
           </w:p>
         </w:tc>
@@ -27035,7 +27378,7 @@
                 <w:i w:val="0"/>
                 <w:sz w:val="15"/>
               </w:rPr>
-              <w:t>+0.008</w:t>
+              <w:t>+0.008 (range touches zero)</w:t>
             </w:r>
           </w:p>
         </w:tc>
@@ -27234,7 +27577,7 @@
                 <w:i w:val="0"/>
                 <w:sz w:val="12"/>
               </w:rPr>
-              <w:t>F-54</w:t>
+              <w:t>F-56</w:t>
             </w:r>
           </w:p>
         </w:tc>
@@ -27254,7 +27597,7 @@
                 <w:i w:val="0"/>
                 <w:sz w:val="15"/>
               </w:rPr>
-              <w:t>+0.005</w:t>
+              <w:t>40% TRAP · 23% · 21%</w:t>
             </w:r>
           </w:p>
         </w:tc>
@@ -27275,7 +27618,7 @@
                 <w:i w:val="0"/>
                 <w:sz w:val="12"/>
               </w:rPr>
-              <w:t>outputs/deltas.csv</w:t>
+              <w:t>outputs/summary.json</w:t>
             </w:r>
             <w:r>
               <w:rPr>
@@ -27283,7 +27626,7 @@
                 <w:i w:val="0"/>
                 <w:sz w:val="15"/>
               </w:rPr>
-              <w:t xml:space="preserve"> · arm='graph features + node2vec + GraphSAGE', vs='graph features', auc</w:t>
+              <w:t xml:space="preserve"> · gain_share_by_block_full_model: node2vec 0.3975, structure 0.1259 + label_graph 0.1049, graphsage 0.2091</w:t>
             </w:r>
           </w:p>
         </w:tc>
@@ -27303,7 +27646,7 @@
                 <w:i w:val="0"/>
                 <w:sz w:val="15"/>
               </w:rPr>
-              <w:t>-</w:t>
+              <w:t>graph features = 0.1259 + 0.1049 = 0.2309</w:t>
             </w:r>
           </w:p>
         </w:tc>
@@ -27345,7 +27688,7 @@
                 <w:i w:val="0"/>
                 <w:sz w:val="12"/>
               </w:rPr>
-              <w:t>F-55</w:t>
+              <w:t>F-60</w:t>
             </w:r>
           </w:p>
         </w:tc>
@@ -27364,7 +27707,7 @@
                 <w:i w:val="0"/>
                 <w:sz w:val="15"/>
               </w:rPr>
-              <w:t>-0.010</w:t>
+              <w:t>AUC 0.641 → 0.668, 189 vs 166 converters per 1,000 calls</w:t>
             </w:r>
           </w:p>
         </w:tc>
@@ -27384,7 +27727,7 @@
                 <w:i w:val="0"/>
                 <w:sz w:val="12"/>
               </w:rPr>
-              <w:t>outputs/deltas.csv</w:t>
+              <w:t>outputs/ablation.csv</w:t>
             </w:r>
             <w:r>
               <w:rPr>
@@ -27392,7 +27735,7 @@
                 <w:i w:val="0"/>
                 <w:sz w:val="15"/>
               </w:rPr>
-              <w:t xml:space="preserve"> · arm='profile + embeddings only (no hand-built graph features)', vs='graph features', auc</w:t>
+              <w:t xml:space="preserve"> · auc and captured_5pct: profile + decile (XGBoost), + community and neighbour conversion rates</w:t>
             </w:r>
           </w:p>
         </w:tc>
@@ -27453,7 +27796,7 @@
                 <w:i w:val="0"/>
                 <w:sz w:val="12"/>
               </w:rPr>
-              <w:t>F-56</w:t>
+              <w:t>F-61</w:t>
             </w:r>
           </w:p>
         </w:tc>
@@ -27473,7 +27816,7 @@
                 <w:i w:val="0"/>
                 <w:sz w:val="15"/>
               </w:rPr>
-              <w:t>61% · node2vec 40% · SAGE 21%</w:t>
+              <w:t>THE FIX, IN THE REPO · Score each block by the AUC it adds</w:t>
             </w:r>
           </w:p>
         </w:tc>
@@ -27494,7 +27837,7 @@
                 <w:i w:val="0"/>
                 <w:sz w:val="12"/>
               </w:rPr>
-              <w:t>outputs/summary.json</w:t>
+              <w:t>src/hcp_targeting/cli.py:123-150 (deltas loop, bootstrap_delta); src/hcp_targeting/evaluate.py (bootstrap_delta)</w:t>
             </w:r>
             <w:r>
               <w:rPr>
@@ -27502,7 +27845,7 @@
                 <w:i w:val="0"/>
                 <w:sz w:val="15"/>
               </w:rPr>
-              <w:t xml:space="preserve"> · gain_share_by_block_full_model: node2vec 0.3975, graphsage 0.2091</w:t>
+              <w:t xml:space="preserve"> · ref_name in ('profile + decile', 'graph features'); deltas.csv written</w:t>
             </w:r>
           </w:p>
         </w:tc>
@@ -27522,7 +27865,7 @@
                 <w:i w:val="0"/>
                 <w:sz w:val="15"/>
               </w:rPr>
-              <w:t>0.3975 + 0.2091 = 0.6067</w:t>
+              <w:t>-</w:t>
             </w:r>
           </w:p>
         </w:tc>
@@ -27543,6 +27886,225 @@
                 <w:sz w:val="15"/>
               </w:rPr>
               <w:t>✓</w:t>
+            </w:r>
+          </w:p>
+        </w:tc>
+      </w:tr>
+      <w:tr>
+        <w:tc>
+          <w:tcPr>
+            <w:tcW w:type="dxa" w:w="624"/>
+          </w:tcPr>
+          <w:p>
+            <w:pPr>
+              <w:spacing w:after="0"/>
+            </w:pPr>
+            <w:r/>
+            <w:r>
+              <w:rPr>
+                <w:rFonts w:ascii="JetBrains Mono" w:hAnsi="JetBrains Mono" w:eastAsia="JetBrains Mono"/>
+                <w:b w:val="0"/>
+                <w:i w:val="0"/>
+                <w:sz w:val="12"/>
+              </w:rPr>
+              <w:t>F-62</w:t>
+            </w:r>
+          </w:p>
+        </w:tc>
+        <w:tc>
+          <w:tcPr>
+            <w:tcW w:type="dxa" w:w="1928"/>
+          </w:tcPr>
+          <w:p>
+            <w:pPr>
+              <w:spacing w:after="0"/>
+            </w:pPr>
+            <w:r/>
+            <w:r>
+              <w:rPr>
+                <w:b w:val="0"/>
+                <w:i w:val="0"/>
+                <w:sz w:val="15"/>
+              </w:rPr>
+              <w:t>NEXT supervised GraphSAGE</w:t>
+            </w:r>
+          </w:p>
+        </w:tc>
+        <w:tc>
+          <w:tcPr>
+            <w:tcW w:type="dxa" w:w="3402"/>
+          </w:tcPr>
+          <w:p>
+            <w:pPr>
+              <w:spacing w:after="0"/>
+            </w:pPr>
+            <w:r/>
+            <w:r>
+              <w:rPr>
+                <w:rFonts w:ascii="JetBrains Mono" w:hAnsi="JetBrains Mono" w:eastAsia="JetBrains Mono"/>
+                <w:b w:val="0"/>
+                <w:i w:val="0"/>
+                <w:sz w:val="12"/>
+              </w:rPr>
+              <w:t>README 'Insights and learning'; README 'Design decisions' (leaves a fold-safe supervised GraphSAGE untested)</w:t>
+            </w:r>
+            <w:r>
+              <w:rPr>
+                <w:b w:val="0"/>
+                <w:i w:val="0"/>
+                <w:sz w:val="15"/>
+              </w:rPr>
+              <w:t xml:space="preserve"> · README text</w:t>
+            </w:r>
+          </w:p>
+        </w:tc>
+        <w:tc>
+          <w:tcPr>
+            <w:tcW w:type="dxa" w:w="3061"/>
+          </w:tcPr>
+          <w:p>
+            <w:pPr>
+              <w:spacing w:after="0"/>
+            </w:pPr>
+            <w:r/>
+            <w:r>
+              <w:rPr>
+                <w:b w:val="0"/>
+                <w:i w:val="0"/>
+                <w:sz w:val="15"/>
+              </w:rPr>
+              <w:t>-</w:t>
+            </w:r>
+          </w:p>
+        </w:tc>
+        <w:tc>
+          <w:tcPr>
+            <w:tcW w:type="dxa" w:w="850"/>
+          </w:tcPr>
+          <w:p>
+            <w:pPr>
+              <w:spacing w:after="0"/>
+            </w:pPr>
+            <w:r/>
+            <w:r>
+              <w:rPr>
+                <w:b w:val="0"/>
+                <w:i w:val="0"/>
+                <w:sz w:val="15"/>
+              </w:rPr>
+              <w:t>✓</w:t>
+            </w:r>
+          </w:p>
+        </w:tc>
+      </w:tr>
+      <w:tr>
+        <w:tc>
+          <w:tcPr>
+            <w:tcW w:type="dxa" w:w="624"/>
+            <w:shd w:val="clear" w:color="auto" w:fill="F3F4F6"/>
+          </w:tcPr>
+          <w:p>
+            <w:pPr>
+              <w:spacing w:after="0"/>
+            </w:pPr>
+            <w:r/>
+            <w:r>
+              <w:rPr>
+                <w:rFonts w:ascii="JetBrains Mono" w:hAnsi="JetBrains Mono" w:eastAsia="JetBrains Mono"/>
+                <w:b w:val="0"/>
+                <w:i w:val="0"/>
+                <w:sz w:val="12"/>
+              </w:rPr>
+              <w:t>F-63</w:t>
+            </w:r>
+          </w:p>
+        </w:tc>
+        <w:tc>
+          <w:tcPr>
+            <w:tcW w:type="dxa" w:w="1928"/>
+            <w:shd w:val="clear" w:color="auto" w:fill="F3F4F6"/>
+          </w:tcPr>
+          <w:p>
+            <w:pPr>
+              <w:spacing w:after="0"/>
+            </w:pPr>
+            <w:r/>
+            <w:r>
+              <w:rPr>
+                <w:b w:val="0"/>
+                <w:i w:val="0"/>
+                <w:sz w:val="15"/>
+              </w:rPr>
+              <w:t>AUC = how well a score ranks converters (switchers) above the rest; higher is better; 0.5 = a coin flip</w:t>
+            </w:r>
+          </w:p>
+        </w:tc>
+        <w:tc>
+          <w:tcPr>
+            <w:tcW w:type="dxa" w:w="3402"/>
+            <w:shd w:val="clear" w:color="auto" w:fill="F3F4F6"/>
+          </w:tcPr>
+          <w:p>
+            <w:pPr>
+              <w:spacing w:after="0"/>
+            </w:pPr>
+            <w:r/>
+            <w:r>
+              <w:rPr>
+                <w:rFonts w:ascii="JetBrains Mono" w:hAnsi="JetBrains Mono" w:eastAsia="JetBrains Mono"/>
+                <w:b w:val="0"/>
+                <w:i w:val="0"/>
+                <w:sz w:val="12"/>
+              </w:rPr>
+              <w:t>standard definition of ROC AUC</w:t>
+            </w:r>
+            <w:r>
+              <w:rPr>
+                <w:b w:val="0"/>
+                <w:i w:val="0"/>
+                <w:sz w:val="15"/>
+              </w:rPr>
+              <w:t xml:space="preserve"> · -</w:t>
+            </w:r>
+          </w:p>
+        </w:tc>
+        <w:tc>
+          <w:tcPr>
+            <w:tcW w:type="dxa" w:w="3061"/>
+            <w:shd w:val="clear" w:color="auto" w:fill="F3F4F6"/>
+          </w:tcPr>
+          <w:p>
+            <w:pPr>
+              <w:spacing w:after="0"/>
+            </w:pPr>
+            <w:r/>
+            <w:r>
+              <w:rPr>
+                <w:b w:val="0"/>
+                <w:i w:val="0"/>
+                <w:sz w:val="15"/>
+              </w:rPr>
+              <w:t>-</w:t>
+            </w:r>
+          </w:p>
+        </w:tc>
+        <w:tc>
+          <w:tcPr>
+            <w:tcW w:type="dxa" w:w="850"/>
+            <w:shd w:val="clear" w:color="auto" w:fill="F3F4F6"/>
+          </w:tcPr>
+          <w:p>
+            <w:pPr>
+              <w:spacing w:after="0"/>
+            </w:pPr>
+            <w:r/>
+            <w:r>
+              <w:rPr>
+                <w:b w:val="0"/>
+                <w:i w:val="0"/>
+                <w:sz w:val="15"/>
+              </w:rPr>
+              <w:t>manual</w:t>
             </w:r>
           </w:p>
         </w:tc>
@@ -27552,6 +28114,17 @@
       <w:pPr>
         <w:spacing w:after="40"/>
       </w:pPr>
+    </w:p>
+    <w:p>
+      <w:r>
+        <w:rPr>
+          <w:b w:val="0"/>
+          <w:i/>
+          <w:color w:val="4B5563"/>
+          <w:sz w:val="17"/>
+        </w:rPr>
+        <w:t>F-52 note: ci_low = -0.000135, so the range just reaches below zero; the slide says only graph features have a range clear of zero.</w:t>
+      </w:r>
     </w:p>
     <w:p>
       <w:r>
@@ -27568,21 +28141,10 @@
       <w:r>
         <w:rPr>
           <w:b w:val="0"/>
-          <w:i/>
-          <w:color w:val="4B5563"/>
-          <w:sz w:val="17"/>
-        </w:rPr>
-        <w:t>F-54 note: delta = 0.00549; the README writes +0.006.</w:t>
-      </w:r>
-    </w:p>
-    <w:p>
-      <w:r>
-        <w:rPr>
-          <w:b w:val="0"/>
           <w:i w:val="0"/>
           <w:sz w:val="18"/>
         </w:rPr>
-        <w:t>Assumptions: A-02, A-07, A-11</w:t>
+        <w:t>Assumptions: A-02, A-04, A-07, A-11</w:t>
       </w:r>
     </w:p>
     <w:p>
@@ -27609,7 +28171,35 @@
           <w:i w:val="0"/>
           <w:sz w:val="18"/>
         </w:rPr>
-        <w:t>• Axis -0.02 … +0.04 AUC; dots are point estimates, lines are the 95% intervals.</w:t>
+        <w:t>• Left bars: 260 px = 50% split-gain share. Right: a forest plot, 260 px = -0.01 to +0.04 AUC, zero marked; dots are point estimates, lines the 95% paired-bootstrap ranges. The two panels use different units, so they cannot share one bar scale.</w:t>
+      </w:r>
+    </w:p>
+    <w:p>
+      <w:pPr>
+        <w:spacing w:after="20"/>
+        <w:ind w:left="283"/>
+      </w:pPr>
+      <w:r>
+        <w:rPr>
+          <w:b w:val="0"/>
+          <w:i w:val="0"/>
+          <w:sz w:val="18"/>
+        </w:rPr>
+        <w:t>• Colour meaning: neutral grey for every compared block, coral only for the TRAP label and lesson tag, mint for the fix panel and the one block whose lift clears zero.</w:t>
+      </w:r>
+    </w:p>
+    <w:p>
+      <w:pPr>
+        <w:spacing w:after="20"/>
+        <w:ind w:left="283"/>
+      </w:pPr>
+      <w:r>
+        <w:rPr>
+          <w:b w:val="0"/>
+          <w:i w:val="0"/>
+          <w:sz w:val="18"/>
+        </w:rPr>
+        <w:t>• 'NEXT' is a step the README proposes, not something the repo does (F-62).</w:t>
       </w:r>
     </w:p>
     <w:p>
@@ -27619,7 +28209,7 @@
           <w:i w:val="0"/>
           <w:sz w:val="18"/>
         </w:rPr>
-        <w:t>To change this slide: ROWS array (deltas) and the gain bar in compositions/s06-twist.html.</w:t>
+        <w:t>To change this slide: Panels #twist-left / #twist-right (bar widths, interval left/width and dot positions are inline styles on #twist-lb1..3, #twist-rb1..3, #twist-rp1..3) and #twist-payoff in compositions/s06-twist.html.</w:t>
       </w:r>
     </w:p>
     <w:p>
@@ -27643,7 +28233,7 @@
           <w:color w:val="4B5563"/>
           <w:sz w:val="18"/>
         </w:rPr>
-        <w:t xml:space="preserve">83.6-88.0 s · composition </w:t>
+        <w:t xml:space="preserve">86.0-90.4 s · composition </w:t>
       </w:r>
       <w:r>
         <w:rPr>
@@ -27779,7 +28369,22 @@
           <w:color w:val="4B5563"/>
           <w:sz w:val="18"/>
         </w:rPr>
-        <w:t>$ make run   # 20,000 HCPs, 9 arms, 5 folds</w:t>
+        <w:t>$ make run   # 20,000 doctors, 9 model variants, 5 test rounds</w:t>
+      </w:r>
+    </w:p>
+    <w:p>
+      <w:pPr>
+        <w:spacing w:after="20"/>
+        <w:ind w:left="283"/>
+      </w:pPr>
+      <w:r>
+        <w:rPr>
+          <w:b w:val="0"/>
+          <w:i w:val="0"/>
+          <w:color w:val="4B5563"/>
+          <w:sz w:val="18"/>
+        </w:rPr>
+        <w:t>One command rebuilds every table the numbers in this video come from.</w:t>
       </w:r>
     </w:p>
     <w:p>
@@ -28064,7 +28669,7 @@
                 <w:i w:val="0"/>
                 <w:sz w:val="15"/>
               </w:rPr>
-              <w:t>CPU only, no GPU or API key / RUNS ON A LAPTOP CPU</w:t>
+              <w:t>one command runs it all on a CPU / RUNS ON A LAPTOP CPU</w:t>
             </w:r>
           </w:p>
         </w:tc>
@@ -28393,7 +28998,7 @@
                 <w:i w:val="0"/>
                 <w:sz w:val="15"/>
               </w:rPr>
-              <w:t>$ make run   # 20,000 HCPs, 9 arms, 5 folds</w:t>
+              <w:t>$ make run   # 20,000 doctors, 9 model variants, 5 test rounds</w:t>
             </w:r>
           </w:p>
         </w:tc>
@@ -29192,7 +29797,7 @@
                 <w:i w:val="0"/>
                 <w:sz w:val="15"/>
               </w:rPr>
-              <w:t>F-18, F-50</w:t>
+              <w:t>F-50</w:t>
             </w:r>
           </w:p>
         </w:tc>
@@ -29212,7 +29817,7 @@
                 <w:i w:val="0"/>
                 <w:sz w:val="15"/>
               </w:rPr>
-              <w:t>05, 08</w:t>
+              <w:t>08</w:t>
             </w:r>
           </w:p>
         </w:tc>
@@ -29695,7 +30300,7 @@
                 <w:i w:val="0"/>
                 <w:sz w:val="15"/>
               </w:rPr>
-              <w:t>F-05, F-08, F-30, F-46, F-49, F-50, F-51, F-52, F-53, F-54, F-55, F-56</w:t>
+              <w:t>F-05, F-08, F-30, F-46, F-49, F-50, F-51, F-52, F-53, F-56, F-60</w:t>
             </w:r>
           </w:p>
         </w:tc>
@@ -29956,7 +30561,49 @@
           <w:i w:val="0"/>
           <w:sz w:val="19"/>
         </w:rPr>
-        <w:t>• Slide 09 shows the GraphSAGE delta as -0.002 and the both-embeddings delta as +0.005 (3-decimal rounding of outputs/deltas.csv); the README text writes -0.003 and +0.006.</w:t>
+        <w:t>• Slide 09 shows the GraphSAGE delta as -0.002 (3-decimal rounding of outputs/deltas.csv); the README text writes -0.003.</w:t>
+      </w:r>
+    </w:p>
+    <w:p>
+      <w:pPr>
+        <w:spacing w:after="40"/>
+        <w:ind w:left="227"/>
+      </w:pPr>
+      <w:r>
+        <w:rPr>
+          <w:b w:val="0"/>
+          <w:i w:val="0"/>
+          <w:sz w:val="19"/>
+        </w:rPr>
+        <w:t>• Slide 09 (Lesson and fix) drops two embedding results the old slide showed: both embeddings on graph features (+0.005, range -0.002 to +0.012) and embeddings instead of hand-built features (-0.010 AUC, range -0.020 to -0.001, yet 213 vs 189 converters captured on seed 7, reversed on seeds 11 and 23). The README 'The result' section and outputs/deltas.csv still report both.</w:t>
+      </w:r>
+    </w:p>
+    <w:p>
+      <w:pPr>
+        <w:spacing w:after="40"/>
+        <w:ind w:left="227"/>
+      </w:pPr>
+      <w:r>
+        <w:rPr>
+          <w:b w:val="0"/>
+          <w:i w:val="0"/>
+          <w:sz w:val="19"/>
+        </w:rPr>
+        <w:t>• Slide 09's fix is a measurement change: cli.py scores every arm by its paired-bootstrap AUC delta against profile + decile and against graph features (F-61). The repo does not remove the embeddings from any arm or ship one chosen model; the slide 07 plan uses the graph-features arm by the demo's choice (A-10). The NEXT step (supervised GraphSAGE inside each fold) is proposed in the README, not built (F-62).</w:t>
+      </w:r>
+    </w:p>
+    <w:p>
+      <w:pPr>
+        <w:spacing w:after="40"/>
+        <w:ind w:left="227"/>
+      </w:pPr>
+      <w:r>
+        <w:rPr>
+          <w:b w:val="0"/>
+          <w:i w:val="0"/>
+          <w:sz w:val="19"/>
+        </w:rPr>
+        <w:t>• Slide 09's 'graph features built by hand' share (23%) sums the structure (12.6%) and label_graph (10.5%) blocks; the profile block (16.2%) is not shown.</w:t>
       </w:r>
     </w:p>
     <w:p>
